--- a/examples/sample_output.docx
+++ b/examples/sample_output.docx
@@ -37,20 +37,7 @@
           <w:color w:val="1F3864"/>
           <w:sz w:val="30"/>
         </w:rPr>
-        <w:t>一、整体</w:t>
-      </w:r>
-    </w:p>
-    <w:p>
-      <w:pPr>
-        <w:spacing w:before="120" w:after="80"/>
-      </w:pPr>
-      <w:r>
-        <w:rPr>
-          <w:b/>
-          <w:color w:val="2F5496"/>
-          <w:sz w:val="24"/>
-        </w:rPr>
-        <w:t>1）整体广告盘</w:t>
+        <w:t>一、广告部份</w:t>
       </w:r>
     </w:p>
     <w:p>
@@ -61,7 +48,7 @@
         <w:rPr>
           <w:sz w:val="20"/>
         </w:rPr>
-        <w:t>本期 KOL 素材总消耗约 12692.00。国家占比头部主要是：土耳其 31.99%、美国 30.96%、巴西 23.48%、台湾 7.88%、意大利 4.33%。</w:t>
+        <w:t>广告大盘（设计+KOL）总消耗约 9370，分国家头部：美国 33.99%、土耳其 10.77%、台湾 6.12%、德国 5.13%、巴西 4.97%，明显集中在少数头部国家。</w:t>
       </w:r>
     </w:p>
     <w:p>
@@ -72,31 +59,7 @@
         <w:rPr>
           <w:sz w:val="20"/>
         </w:rPr>
-        <w:t>结论：投放盘明显集中在少数头部国家。</w:t>
-      </w:r>
-    </w:p>
-    <w:p>
-      <w:pPr>
-        <w:spacing w:before="120" w:after="80"/>
-      </w:pPr>
-      <w:r>
-        <w:rPr>
-          <w:b/>
-          <w:color w:val="2F5496"/>
-          <w:sz w:val="24"/>
-        </w:rPr>
-        <w:t>2）KOL 在整体盘里的位置</w:t>
-      </w:r>
-    </w:p>
-    <w:p>
-      <w:pPr>
-        <w:spacing w:after="40"/>
-      </w:pPr>
-      <w:r>
-        <w:rPr>
-          <w:sz w:val="20"/>
-        </w:rPr>
-        <w:t>KOL 已经不是边缘补充项，而是整体盘里一个比较重要的消耗来源；但整体仍是设计素材为主、KOL 素材为重要补充。后续优化重点不是「有没有量」，而是能否更高效承接消耗、供给是否投到了对的语言池/国家池。</w:t>
+        <w:t>KOL 占整体约 29.37%，仍是设计素材为主、KOL 为重要补充。</w:t>
       </w:r>
     </w:p>
     <w:p>
@@ -107,20 +70,21 @@
         <w:rPr>
           <w:b/>
           <w:color w:val="C00000"/>
-          <w:sz w:val="22"/>
+          <w:sz w:val="21"/>
         </w:rPr>
         <w:t>口径提醒</w:t>
       </w:r>
     </w:p>
     <w:p>
       <w:pPr>
-        <w:pStyle w:val="ListBullet"/>
+        <w:spacing w:after="40"/>
       </w:pPr>
       <w:r>
         <w:rPr>
+          <w:color w:val="C00000"/>
           <w:sz w:val="19"/>
         </w:rPr>
-        <w:t>广告消耗国家 ≠ 素材生产语言：部分西语 KOL 素材实际投在美国广告组，消耗会记到「美国」。分析时要分清投放池承接能力与素材供给来源。</w:t>
+        <w:t>KOL 素材一律按语言看，英语(US) 与 西语(SP) 分开，不用「美国」国家口径；实际执行与产出都看语言。</w:t>
       </w:r>
     </w:p>
     <w:p>
@@ -131,55 +95,9 @@
         <w:rPr>
           <w:b/>
           <w:color w:val="2F5496"/>
-          <w:sz w:val="24"/>
+          <w:sz w:val="22"/>
         </w:rPr>
-        <w:t>跨国家整体分层</w:t>
-      </w:r>
-    </w:p>
-    <w:p>
-      <w:pPr>
-        <w:spacing w:after="40"/>
-      </w:pPr>
-      <w:r>
-        <w:rPr>
-          <w:sz w:val="20"/>
-        </w:rPr>
-        <w:t>最值得继续放大：美国、阿语——有跑出、有主力脚本、ROI7 健康。</w:t>
-      </w:r>
-    </w:p>
-    <w:p>
-      <w:pPr>
-        <w:spacing w:after="40"/>
-      </w:pPr>
-      <w:r>
-        <w:rPr>
-          <w:sz w:val="20"/>
-        </w:rPr>
-        <w:t>当前最弱、需控制投入：台湾、意大利——跑出率偏低、头部素材依赖严重、可持续性不够。</w:t>
-      </w:r>
-    </w:p>
-    <w:p>
-      <w:pPr>
-        <w:spacing w:after="40"/>
-      </w:pPr>
-      <w:r>
-        <w:rPr>
-          <w:sz w:val="20"/>
-        </w:rPr>
-        <w:t>其余国家可以做但要收着做，需精选、不适合泛铺。</w:t>
-      </w:r>
-    </w:p>
-    <w:p>
-      <w:pPr>
-        <w:spacing w:before="240" w:after="80"/>
-      </w:pPr>
-      <w:r>
-        <w:rPr>
-          <w:b/>
-          <w:color w:val="1F3864"/>
-          <w:sz w:val="30"/>
-        </w:rPr>
-        <w:t>二、KOL素材分国家分析</w:t>
+        <w:t>广告大盘 · 分国家消耗（设计+KOL）</w:t>
       </w:r>
     </w:p>
     <w:tbl>
@@ -190,17 +108,14 @@
         <w:tblLook w:firstColumn="1" w:firstRow="1" w:lastColumn="0" w:lastRow="0" w:noHBand="0" w:noVBand="1" w:val="04A0"/>
       </w:tblPr>
       <w:tblGrid>
-        <w:gridCol w:w="1440"/>
-        <w:gridCol w:w="1440"/>
-        <w:gridCol w:w="1440"/>
-        <w:gridCol w:w="1440"/>
-        <w:gridCol w:w="1440"/>
-        <w:gridCol w:w="1440"/>
+        <w:gridCol w:w="2880"/>
+        <w:gridCol w:w="2880"/>
+        <w:gridCol w:w="2880"/>
       </w:tblGrid>
       <w:tr>
         <w:tc>
           <w:tcPr>
-            <w:tcW w:type="dxa" w:w="960"/>
+            <w:tcW w:type="dxa" w:w="2400"/>
             <w:shd w:val="clear" w:color="auto" w:fill="2F5496"/>
             <w:vAlign w:val="center"/>
           </w:tcPr>
@@ -210,9 +125,9 @@
               <w:rPr>
                 <w:b/>
                 <w:color w:val="FFFFFF"/>
-                <w:sz w:val="20"/>
+                <w:sz w:val="19"/>
               </w:rPr>
-              <w:t>国家区</w:t>
+              <w:t>国家</w:t>
             </w:r>
           </w:p>
         </w:tc>
@@ -228,9 +143,2646 @@
               <w:rPr>
                 <w:b/>
                 <w:color w:val="FFFFFF"/>
-                <w:sz w:val="20"/>
+                <w:sz w:val="19"/>
               </w:rPr>
-              <w:t>相关表</w:t>
+              <w:t>消耗</w:t>
+            </w:r>
+          </w:p>
+        </w:tc>
+        <w:tc>
+          <w:tcPr>
+            <w:tcW w:type="dxa" w:w="1400"/>
+            <w:shd w:val="clear" w:color="auto" w:fill="2F5496"/>
+            <w:vAlign w:val="center"/>
+          </w:tcPr>
+          <w:p>
+            <w:r/>
+            <w:r>
+              <w:rPr>
+                <w:b/>
+                <w:color w:val="FFFFFF"/>
+                <w:sz w:val="19"/>
+              </w:rPr>
+              <w:t>占比</w:t>
+            </w:r>
+          </w:p>
+        </w:tc>
+      </w:tr>
+      <w:tr>
+        <w:tc>
+          <w:tcPr>
+            <w:tcW w:type="dxa" w:w="2400"/>
+          </w:tcPr>
+          <w:p>
+            <w:pPr>
+              <w:spacing w:after="20"/>
+            </w:pPr>
+            <w:r/>
+            <w:r>
+              <w:rPr>
+                <w:sz w:val="18"/>
+              </w:rPr>
+              <w:t>美国</w:t>
+            </w:r>
+          </w:p>
+        </w:tc>
+        <w:tc>
+          <w:tcPr>
+            <w:tcW w:type="dxa" w:w="1800"/>
+          </w:tcPr>
+          <w:p>
+            <w:pPr>
+              <w:spacing w:after="20"/>
+            </w:pPr>
+            <w:r/>
+            <w:r>
+              <w:rPr>
+                <w:sz w:val="18"/>
+              </w:rPr>
+              <w:t>3190</w:t>
+            </w:r>
+          </w:p>
+        </w:tc>
+        <w:tc>
+          <w:tcPr>
+            <w:tcW w:type="dxa" w:w="1400"/>
+          </w:tcPr>
+          <w:p>
+            <w:pPr>
+              <w:spacing w:after="20"/>
+            </w:pPr>
+            <w:r/>
+            <w:r>
+              <w:rPr>
+                <w:sz w:val="18"/>
+              </w:rPr>
+              <w:t>33.99%</w:t>
+            </w:r>
+          </w:p>
+        </w:tc>
+      </w:tr>
+      <w:tr>
+        <w:tc>
+          <w:tcPr>
+            <w:tcW w:type="dxa" w:w="2400"/>
+          </w:tcPr>
+          <w:p>
+            <w:pPr>
+              <w:spacing w:after="20"/>
+            </w:pPr>
+            <w:r/>
+            <w:r>
+              <w:rPr>
+                <w:sz w:val="18"/>
+              </w:rPr>
+              <w:t>土耳其</w:t>
+            </w:r>
+          </w:p>
+        </w:tc>
+        <w:tc>
+          <w:tcPr>
+            <w:tcW w:type="dxa" w:w="1800"/>
+          </w:tcPr>
+          <w:p>
+            <w:pPr>
+              <w:spacing w:after="20"/>
+            </w:pPr>
+            <w:r/>
+            <w:r>
+              <w:rPr>
+                <w:sz w:val="18"/>
+              </w:rPr>
+              <w:t>1010</w:t>
+            </w:r>
+          </w:p>
+        </w:tc>
+        <w:tc>
+          <w:tcPr>
+            <w:tcW w:type="dxa" w:w="1400"/>
+          </w:tcPr>
+          <w:p>
+            <w:pPr>
+              <w:spacing w:after="20"/>
+            </w:pPr>
+            <w:r/>
+            <w:r>
+              <w:rPr>
+                <w:sz w:val="18"/>
+              </w:rPr>
+              <w:t>10.77%</w:t>
+            </w:r>
+          </w:p>
+        </w:tc>
+      </w:tr>
+      <w:tr>
+        <w:tc>
+          <w:tcPr>
+            <w:tcW w:type="dxa" w:w="2400"/>
+          </w:tcPr>
+          <w:p>
+            <w:pPr>
+              <w:spacing w:after="20"/>
+            </w:pPr>
+            <w:r/>
+            <w:r>
+              <w:rPr>
+                <w:sz w:val="18"/>
+              </w:rPr>
+              <w:t>台湾</w:t>
+            </w:r>
+          </w:p>
+        </w:tc>
+        <w:tc>
+          <w:tcPr>
+            <w:tcW w:type="dxa" w:w="1800"/>
+          </w:tcPr>
+          <w:p>
+            <w:pPr>
+              <w:spacing w:after="20"/>
+            </w:pPr>
+            <w:r/>
+            <w:r>
+              <w:rPr>
+                <w:sz w:val="18"/>
+              </w:rPr>
+              <w:t>573.46</w:t>
+            </w:r>
+          </w:p>
+        </w:tc>
+        <w:tc>
+          <w:tcPr>
+            <w:tcW w:type="dxa" w:w="1400"/>
+          </w:tcPr>
+          <w:p>
+            <w:pPr>
+              <w:spacing w:after="20"/>
+            </w:pPr>
+            <w:r/>
+            <w:r>
+              <w:rPr>
+                <w:sz w:val="18"/>
+              </w:rPr>
+              <w:t>6.12%</w:t>
+            </w:r>
+          </w:p>
+        </w:tc>
+      </w:tr>
+      <w:tr>
+        <w:tc>
+          <w:tcPr>
+            <w:tcW w:type="dxa" w:w="2400"/>
+          </w:tcPr>
+          <w:p>
+            <w:pPr>
+              <w:spacing w:after="20"/>
+            </w:pPr>
+            <w:r/>
+            <w:r>
+              <w:rPr>
+                <w:sz w:val="18"/>
+              </w:rPr>
+              <w:t>德国</w:t>
+            </w:r>
+          </w:p>
+        </w:tc>
+        <w:tc>
+          <w:tcPr>
+            <w:tcW w:type="dxa" w:w="1800"/>
+          </w:tcPr>
+          <w:p>
+            <w:pPr>
+              <w:spacing w:after="20"/>
+            </w:pPr>
+            <w:r/>
+            <w:r>
+              <w:rPr>
+                <w:sz w:val="18"/>
+              </w:rPr>
+              <w:t>480.88</w:t>
+            </w:r>
+          </w:p>
+        </w:tc>
+        <w:tc>
+          <w:tcPr>
+            <w:tcW w:type="dxa" w:w="1400"/>
+          </w:tcPr>
+          <w:p>
+            <w:pPr>
+              <w:spacing w:after="20"/>
+            </w:pPr>
+            <w:r/>
+            <w:r>
+              <w:rPr>
+                <w:sz w:val="18"/>
+              </w:rPr>
+              <w:t>5.13%</w:t>
+            </w:r>
+          </w:p>
+        </w:tc>
+      </w:tr>
+      <w:tr>
+        <w:tc>
+          <w:tcPr>
+            <w:tcW w:type="dxa" w:w="2400"/>
+          </w:tcPr>
+          <w:p>
+            <w:pPr>
+              <w:spacing w:after="20"/>
+            </w:pPr>
+            <w:r/>
+            <w:r>
+              <w:rPr>
+                <w:sz w:val="18"/>
+              </w:rPr>
+              <w:t>巴西</w:t>
+            </w:r>
+          </w:p>
+        </w:tc>
+        <w:tc>
+          <w:tcPr>
+            <w:tcW w:type="dxa" w:w="1800"/>
+          </w:tcPr>
+          <w:p>
+            <w:pPr>
+              <w:spacing w:after="20"/>
+            </w:pPr>
+            <w:r/>
+            <w:r>
+              <w:rPr>
+                <w:sz w:val="18"/>
+              </w:rPr>
+              <w:t>465.71</w:t>
+            </w:r>
+          </w:p>
+        </w:tc>
+        <w:tc>
+          <w:tcPr>
+            <w:tcW w:type="dxa" w:w="1400"/>
+          </w:tcPr>
+          <w:p>
+            <w:pPr>
+              <w:spacing w:after="20"/>
+            </w:pPr>
+            <w:r/>
+            <w:r>
+              <w:rPr>
+                <w:sz w:val="18"/>
+              </w:rPr>
+              <w:t>4.97%</w:t>
+            </w:r>
+          </w:p>
+        </w:tc>
+      </w:tr>
+      <w:tr>
+        <w:tc>
+          <w:tcPr>
+            <w:tcW w:type="dxa" w:w="2400"/>
+          </w:tcPr>
+          <w:p>
+            <w:pPr>
+              <w:spacing w:after="20"/>
+            </w:pPr>
+            <w:r/>
+            <w:r>
+              <w:rPr>
+                <w:sz w:val="18"/>
+              </w:rPr>
+              <w:t>韩国</w:t>
+            </w:r>
+          </w:p>
+        </w:tc>
+        <w:tc>
+          <w:tcPr>
+            <w:tcW w:type="dxa" w:w="1800"/>
+          </w:tcPr>
+          <w:p>
+            <w:pPr>
+              <w:spacing w:after="20"/>
+            </w:pPr>
+            <w:r/>
+            <w:r>
+              <w:rPr>
+                <w:sz w:val="18"/>
+              </w:rPr>
+            </w:r>
+          </w:p>
+        </w:tc>
+        <w:tc>
+          <w:tcPr>
+            <w:tcW w:type="dxa" w:w="1400"/>
+          </w:tcPr>
+          <w:p>
+            <w:pPr>
+              <w:spacing w:after="20"/>
+            </w:pPr>
+            <w:r/>
+            <w:r>
+              <w:rPr>
+                <w:sz w:val="18"/>
+              </w:rPr>
+              <w:t>3.53%</w:t>
+            </w:r>
+          </w:p>
+        </w:tc>
+      </w:tr>
+      <w:tr>
+        <w:tc>
+          <w:tcPr>
+            <w:tcW w:type="dxa" w:w="2400"/>
+          </w:tcPr>
+          <w:p>
+            <w:pPr>
+              <w:spacing w:after="20"/>
+            </w:pPr>
+            <w:r/>
+            <w:r>
+              <w:rPr>
+                <w:sz w:val="18"/>
+              </w:rPr>
+              <w:t>沙特阿拉伯</w:t>
+            </w:r>
+          </w:p>
+        </w:tc>
+        <w:tc>
+          <w:tcPr>
+            <w:tcW w:type="dxa" w:w="1800"/>
+          </w:tcPr>
+          <w:p>
+            <w:pPr>
+              <w:spacing w:after="20"/>
+            </w:pPr>
+            <w:r/>
+            <w:r>
+              <w:rPr>
+                <w:sz w:val="18"/>
+              </w:rPr>
+            </w:r>
+          </w:p>
+        </w:tc>
+        <w:tc>
+          <w:tcPr>
+            <w:tcW w:type="dxa" w:w="1400"/>
+          </w:tcPr>
+          <w:p>
+            <w:pPr>
+              <w:spacing w:after="20"/>
+            </w:pPr>
+            <w:r/>
+            <w:r>
+              <w:rPr>
+                <w:sz w:val="18"/>
+              </w:rPr>
+              <w:t>3.27%</w:t>
+            </w:r>
+          </w:p>
+        </w:tc>
+      </w:tr>
+      <w:tr>
+        <w:tc>
+          <w:tcPr>
+            <w:tcW w:type="dxa" w:w="2400"/>
+          </w:tcPr>
+          <w:p>
+            <w:pPr>
+              <w:spacing w:after="20"/>
+            </w:pPr>
+            <w:r/>
+            <w:r>
+              <w:rPr>
+                <w:sz w:val="18"/>
+              </w:rPr>
+              <w:t>法国</w:t>
+            </w:r>
+          </w:p>
+        </w:tc>
+        <w:tc>
+          <w:tcPr>
+            <w:tcW w:type="dxa" w:w="1800"/>
+          </w:tcPr>
+          <w:p>
+            <w:pPr>
+              <w:spacing w:after="20"/>
+            </w:pPr>
+            <w:r/>
+            <w:r>
+              <w:rPr>
+                <w:sz w:val="18"/>
+              </w:rPr>
+            </w:r>
+          </w:p>
+        </w:tc>
+        <w:tc>
+          <w:tcPr>
+            <w:tcW w:type="dxa" w:w="1400"/>
+          </w:tcPr>
+          <w:p>
+            <w:pPr>
+              <w:spacing w:after="20"/>
+            </w:pPr>
+            <w:r/>
+            <w:r>
+              <w:rPr>
+                <w:sz w:val="18"/>
+              </w:rPr>
+              <w:t>2.44%</w:t>
+            </w:r>
+          </w:p>
+        </w:tc>
+      </w:tr>
+      <w:tr>
+        <w:tc>
+          <w:tcPr>
+            <w:tcW w:type="dxa" w:w="2400"/>
+          </w:tcPr>
+          <w:p>
+            <w:pPr>
+              <w:spacing w:after="20"/>
+            </w:pPr>
+            <w:r/>
+            <w:r>
+              <w:rPr>
+                <w:sz w:val="18"/>
+              </w:rPr>
+              <w:t>泰国</w:t>
+            </w:r>
+          </w:p>
+        </w:tc>
+        <w:tc>
+          <w:tcPr>
+            <w:tcW w:type="dxa" w:w="1800"/>
+          </w:tcPr>
+          <w:p>
+            <w:pPr>
+              <w:spacing w:after="20"/>
+            </w:pPr>
+            <w:r/>
+            <w:r>
+              <w:rPr>
+                <w:sz w:val="18"/>
+              </w:rPr>
+            </w:r>
+          </w:p>
+        </w:tc>
+        <w:tc>
+          <w:tcPr>
+            <w:tcW w:type="dxa" w:w="1400"/>
+          </w:tcPr>
+          <w:p>
+            <w:pPr>
+              <w:spacing w:after="20"/>
+            </w:pPr>
+            <w:r/>
+            <w:r>
+              <w:rPr>
+                <w:sz w:val="18"/>
+              </w:rPr>
+              <w:t>2.37%</w:t>
+            </w:r>
+          </w:p>
+        </w:tc>
+      </w:tr>
+      <w:tr>
+        <w:tc>
+          <w:tcPr>
+            <w:tcW w:type="dxa" w:w="2400"/>
+          </w:tcPr>
+          <w:p>
+            <w:pPr>
+              <w:spacing w:after="20"/>
+            </w:pPr>
+            <w:r/>
+            <w:r>
+              <w:rPr>
+                <w:sz w:val="18"/>
+              </w:rPr>
+              <w:t>日本</w:t>
+            </w:r>
+          </w:p>
+        </w:tc>
+        <w:tc>
+          <w:tcPr>
+            <w:tcW w:type="dxa" w:w="1800"/>
+          </w:tcPr>
+          <w:p>
+            <w:pPr>
+              <w:spacing w:after="20"/>
+            </w:pPr>
+            <w:r/>
+            <w:r>
+              <w:rPr>
+                <w:sz w:val="18"/>
+              </w:rPr>
+            </w:r>
+          </w:p>
+        </w:tc>
+        <w:tc>
+          <w:tcPr>
+            <w:tcW w:type="dxa" w:w="1400"/>
+          </w:tcPr>
+          <w:p>
+            <w:pPr>
+              <w:spacing w:after="20"/>
+            </w:pPr>
+            <w:r/>
+            <w:r>
+              <w:rPr>
+                <w:sz w:val="18"/>
+              </w:rPr>
+              <w:t>2.05%</w:t>
+            </w:r>
+          </w:p>
+        </w:tc>
+      </w:tr>
+      <w:tr>
+        <w:tc>
+          <w:tcPr>
+            <w:tcW w:type="dxa" w:w="2400"/>
+          </w:tcPr>
+          <w:p>
+            <w:pPr>
+              <w:spacing w:after="20"/>
+            </w:pPr>
+            <w:r/>
+            <w:r>
+              <w:rPr>
+                <w:sz w:val="18"/>
+              </w:rPr>
+              <w:t>乌克兰</w:t>
+            </w:r>
+          </w:p>
+        </w:tc>
+        <w:tc>
+          <w:tcPr>
+            <w:tcW w:type="dxa" w:w="1800"/>
+          </w:tcPr>
+          <w:p>
+            <w:pPr>
+              <w:spacing w:after="20"/>
+            </w:pPr>
+            <w:r/>
+            <w:r>
+              <w:rPr>
+                <w:sz w:val="18"/>
+              </w:rPr>
+            </w:r>
+          </w:p>
+        </w:tc>
+        <w:tc>
+          <w:tcPr>
+            <w:tcW w:type="dxa" w:w="1400"/>
+          </w:tcPr>
+          <w:p>
+            <w:pPr>
+              <w:spacing w:after="20"/>
+            </w:pPr>
+            <w:r/>
+            <w:r>
+              <w:rPr>
+                <w:sz w:val="18"/>
+              </w:rPr>
+              <w:t>1.95%</w:t>
+            </w:r>
+          </w:p>
+        </w:tc>
+      </w:tr>
+      <w:tr>
+        <w:tc>
+          <w:tcPr>
+            <w:tcW w:type="dxa" w:w="2400"/>
+          </w:tcPr>
+          <w:p>
+            <w:pPr>
+              <w:spacing w:after="20"/>
+            </w:pPr>
+            <w:r/>
+            <w:r>
+              <w:rPr>
+                <w:sz w:val="18"/>
+              </w:rPr>
+              <w:t>伊拉克</w:t>
+            </w:r>
+          </w:p>
+        </w:tc>
+        <w:tc>
+          <w:tcPr>
+            <w:tcW w:type="dxa" w:w="1800"/>
+          </w:tcPr>
+          <w:p>
+            <w:pPr>
+              <w:spacing w:after="20"/>
+            </w:pPr>
+            <w:r/>
+            <w:r>
+              <w:rPr>
+                <w:sz w:val="18"/>
+              </w:rPr>
+            </w:r>
+          </w:p>
+        </w:tc>
+        <w:tc>
+          <w:tcPr>
+            <w:tcW w:type="dxa" w:w="1400"/>
+          </w:tcPr>
+          <w:p>
+            <w:pPr>
+              <w:spacing w:after="20"/>
+            </w:pPr>
+            <w:r/>
+            <w:r>
+              <w:rPr>
+                <w:sz w:val="18"/>
+              </w:rPr>
+              <w:t>1.39%</w:t>
+            </w:r>
+          </w:p>
+        </w:tc>
+      </w:tr>
+      <w:tr>
+        <w:tc>
+          <w:tcPr>
+            <w:tcW w:type="dxa" w:w="2400"/>
+          </w:tcPr>
+          <w:p>
+            <w:pPr>
+              <w:spacing w:after="20"/>
+            </w:pPr>
+            <w:r/>
+            <w:r>
+              <w:rPr>
+                <w:sz w:val="18"/>
+              </w:rPr>
+              <w:t>瑞士</w:t>
+            </w:r>
+          </w:p>
+        </w:tc>
+        <w:tc>
+          <w:tcPr>
+            <w:tcW w:type="dxa" w:w="1800"/>
+          </w:tcPr>
+          <w:p>
+            <w:pPr>
+              <w:spacing w:after="20"/>
+            </w:pPr>
+            <w:r/>
+            <w:r>
+              <w:rPr>
+                <w:sz w:val="18"/>
+              </w:rPr>
+            </w:r>
+          </w:p>
+        </w:tc>
+        <w:tc>
+          <w:tcPr>
+            <w:tcW w:type="dxa" w:w="1400"/>
+          </w:tcPr>
+          <w:p>
+            <w:pPr>
+              <w:spacing w:after="20"/>
+            </w:pPr>
+            <w:r/>
+            <w:r>
+              <w:rPr>
+                <w:sz w:val="18"/>
+              </w:rPr>
+              <w:t>1.39%</w:t>
+            </w:r>
+          </w:p>
+        </w:tc>
+      </w:tr>
+      <w:tr>
+        <w:tc>
+          <w:tcPr>
+            <w:tcW w:type="dxa" w:w="2400"/>
+          </w:tcPr>
+          <w:p>
+            <w:pPr>
+              <w:spacing w:after="20"/>
+            </w:pPr>
+            <w:r/>
+            <w:r>
+              <w:rPr>
+                <w:sz w:val="18"/>
+              </w:rPr>
+              <w:t>阿联酋</w:t>
+            </w:r>
+          </w:p>
+        </w:tc>
+        <w:tc>
+          <w:tcPr>
+            <w:tcW w:type="dxa" w:w="1800"/>
+          </w:tcPr>
+          <w:p>
+            <w:pPr>
+              <w:spacing w:after="20"/>
+            </w:pPr>
+            <w:r/>
+            <w:r>
+              <w:rPr>
+                <w:sz w:val="18"/>
+              </w:rPr>
+            </w:r>
+          </w:p>
+        </w:tc>
+        <w:tc>
+          <w:tcPr>
+            <w:tcW w:type="dxa" w:w="1400"/>
+          </w:tcPr>
+          <w:p>
+            <w:pPr>
+              <w:spacing w:after="20"/>
+            </w:pPr>
+            <w:r/>
+            <w:r>
+              <w:rPr>
+                <w:sz w:val="18"/>
+              </w:rPr>
+              <w:t>1.38%</w:t>
+            </w:r>
+          </w:p>
+        </w:tc>
+      </w:tr>
+      <w:tr>
+        <w:tc>
+          <w:tcPr>
+            <w:tcW w:type="dxa" w:w="2400"/>
+          </w:tcPr>
+          <w:p>
+            <w:pPr>
+              <w:spacing w:after="20"/>
+            </w:pPr>
+            <w:r/>
+            <w:r>
+              <w:rPr>
+                <w:sz w:val="18"/>
+              </w:rPr>
+              <w:t>加拿大</w:t>
+            </w:r>
+          </w:p>
+        </w:tc>
+        <w:tc>
+          <w:tcPr>
+            <w:tcW w:type="dxa" w:w="1800"/>
+          </w:tcPr>
+          <w:p>
+            <w:pPr>
+              <w:spacing w:after="20"/>
+            </w:pPr>
+            <w:r/>
+            <w:r>
+              <w:rPr>
+                <w:sz w:val="18"/>
+              </w:rPr>
+            </w:r>
+          </w:p>
+        </w:tc>
+        <w:tc>
+          <w:tcPr>
+            <w:tcW w:type="dxa" w:w="1400"/>
+          </w:tcPr>
+          <w:p>
+            <w:pPr>
+              <w:spacing w:after="20"/>
+            </w:pPr>
+            <w:r/>
+            <w:r>
+              <w:rPr>
+                <w:sz w:val="18"/>
+              </w:rPr>
+              <w:t>1.38%</w:t>
+            </w:r>
+          </w:p>
+        </w:tc>
+      </w:tr>
+    </w:tbl>
+    <w:p>
+      <w:pPr>
+        <w:spacing w:after="40"/>
+      </w:pPr>
+      <w:r>
+        <w:rPr>
+          <w:sz w:val="20"/>
+        </w:rPr>
+        <w:t>设计师 vs KOL：KOL 占整体约 29.37%。</w:t>
+      </w:r>
+    </w:p>
+    <w:p>
+      <w:pPr>
+        <w:spacing w:before="280" w:after="80"/>
+      </w:pPr>
+      <w:r>
+        <w:rPr>
+          <w:b/>
+          <w:color w:val="1F3864"/>
+          <w:sz w:val="30"/>
+        </w:rPr>
+        <w:t>二、产出 vs 消耗 · 缺口分析</w:t>
+      </w:r>
+    </w:p>
+    <w:p>
+      <w:pPr>
+        <w:spacing w:after="80"/>
+      </w:pPr>
+      <w:r>
+        <w:rPr>
+          <w:b/>
+          <w:color w:val="C00000"/>
+          <w:sz w:val="21"/>
+        </w:rPr>
+        <w:t>一句话总结：</w:t>
+      </w:r>
+      <w:r>
+        <w:rPr>
+          <w:sz w:val="21"/>
+        </w:rPr>
+        <w:t>值得加量：土耳其语；应削减/降频：葡语、意语、繁中；覆盖缺口(大盘有量但没产出)：德语（大盘 6.9%）、俄语（大盘 4.7%）、法语（大盘 3.6%）、韩语（大盘 3.5%）、泰语（大盘 2.4%）、日语（大盘 2.0%）；高潜新线：阿语、英语</w:t>
+      </w:r>
+    </w:p>
+    <w:tbl>
+      <w:tblPr>
+        <w:tblStyle w:val="TableGrid"/>
+        <w:tblW w:type="auto" w:w="0"/>
+        <w:jc w:val="center"/>
+        <w:tblLook w:firstColumn="1" w:firstRow="1" w:lastColumn="0" w:lastRow="0" w:noHBand="0" w:noVBand="1" w:val="04A0"/>
+      </w:tblPr>
+      <w:tblGrid>
+        <w:gridCol w:w="1234"/>
+        <w:gridCol w:w="1234"/>
+        <w:gridCol w:w="1234"/>
+        <w:gridCol w:w="1234"/>
+        <w:gridCol w:w="1234"/>
+        <w:gridCol w:w="1234"/>
+        <w:gridCol w:w="1234"/>
+      </w:tblGrid>
+      <w:tr>
+        <w:tc>
+          <w:tcPr>
+            <w:tcW w:type="dxa" w:w="1120"/>
+            <w:shd w:val="clear" w:color="auto" w:fill="2F5496"/>
+            <w:vAlign w:val="center"/>
+          </w:tcPr>
+          <w:p>
+            <w:r/>
+            <w:r>
+              <w:rPr>
+                <w:b/>
+                <w:color w:val="FFFFFF"/>
+                <w:sz w:val="19"/>
+              </w:rPr>
+              <w:t>语言</w:t>
+            </w:r>
+          </w:p>
+        </w:tc>
+        <w:tc>
+          <w:tcPr>
+            <w:tcW w:type="dxa" w:w="1400"/>
+            <w:shd w:val="clear" w:color="auto" w:fill="2F5496"/>
+            <w:vAlign w:val="center"/>
+          </w:tcPr>
+          <w:p>
+            <w:r/>
+            <w:r>
+              <w:rPr>
+                <w:b/>
+                <w:color w:val="FFFFFF"/>
+                <w:sz w:val="19"/>
+              </w:rPr>
+              <w:t>大盘消耗占比</w:t>
+            </w:r>
+          </w:p>
+        </w:tc>
+        <w:tc>
+          <w:tcPr>
+            <w:tcW w:type="dxa" w:w="1280"/>
+            <w:shd w:val="clear" w:color="auto" w:fill="2F5496"/>
+            <w:vAlign w:val="center"/>
+          </w:tcPr>
+          <w:p>
+            <w:r/>
+            <w:r>
+              <w:rPr>
+                <w:b/>
+                <w:color w:val="FFFFFF"/>
+                <w:sz w:val="19"/>
+              </w:rPr>
+              <w:t>KOL消耗占比</w:t>
+            </w:r>
+          </w:p>
+        </w:tc>
+        <w:tc>
+          <w:tcPr>
+            <w:tcW w:type="dxa" w:w="1120"/>
+            <w:shd w:val="clear" w:color="auto" w:fill="2F5496"/>
+            <w:vAlign w:val="center"/>
+          </w:tcPr>
+          <w:p>
+            <w:r/>
+            <w:r>
+              <w:rPr>
+                <w:b/>
+                <w:color w:val="FFFFFF"/>
+                <w:sz w:val="19"/>
+              </w:rPr>
+              <w:t>产出占比</w:t>
+            </w:r>
+          </w:p>
+        </w:tc>
+        <w:tc>
+          <w:tcPr>
+            <w:tcW w:type="dxa" w:w="1000"/>
+            <w:shd w:val="clear" w:color="auto" w:fill="2F5496"/>
+            <w:vAlign w:val="center"/>
+          </w:tcPr>
+          <w:p>
+            <w:r/>
+            <w:r>
+              <w:rPr>
+                <w:b/>
+                <w:color w:val="FFFFFF"/>
+                <w:sz w:val="19"/>
+              </w:rPr>
+              <w:t>跑出率</w:t>
+            </w:r>
+          </w:p>
+        </w:tc>
+        <w:tc>
+          <w:tcPr>
+            <w:tcW w:type="dxa" w:w="960"/>
+            <w:shd w:val="clear" w:color="auto" w:fill="2F5496"/>
+            <w:vAlign w:val="center"/>
+          </w:tcPr>
+          <w:p>
+            <w:r/>
+            <w:r>
+              <w:rPr>
+                <w:b/>
+                <w:color w:val="FFFFFF"/>
+                <w:sz w:val="19"/>
+              </w:rPr>
+              <w:t>档位</w:t>
+            </w:r>
+          </w:p>
+        </w:tc>
+        <w:tc>
+          <w:tcPr>
+            <w:tcW w:type="dxa" w:w="3000"/>
+            <w:shd w:val="clear" w:color="auto" w:fill="2F5496"/>
+            <w:vAlign w:val="center"/>
+          </w:tcPr>
+          <w:p>
+            <w:r/>
+            <w:r>
+              <w:rPr>
+                <w:b/>
+                <w:color w:val="FFFFFF"/>
+                <w:sz w:val="19"/>
+              </w:rPr>
+              <w:t>一句话结论</w:t>
+            </w:r>
+          </w:p>
+        </w:tc>
+      </w:tr>
+      <w:tr>
+        <w:tc>
+          <w:tcPr>
+            <w:tcW w:type="dxa" w:w="1120"/>
+          </w:tcPr>
+          <w:p>
+            <w:pPr>
+              <w:spacing w:after="20"/>
+            </w:pPr>
+            <w:r/>
+            <w:r>
+              <w:rPr>
+                <w:b/>
+                <w:sz w:val="18"/>
+              </w:rPr>
+              <w:t>土耳其语</w:t>
+            </w:r>
+          </w:p>
+        </w:tc>
+        <w:tc>
+          <w:tcPr>
+            <w:tcW w:type="dxa" w:w="1400"/>
+          </w:tcPr>
+          <w:p>
+            <w:pPr>
+              <w:spacing w:after="20"/>
+            </w:pPr>
+            <w:r/>
+            <w:r>
+              <w:rPr>
+                <w:sz w:val="18"/>
+              </w:rPr>
+              <w:t>10.77%</w:t>
+            </w:r>
+          </w:p>
+        </w:tc>
+        <w:tc>
+          <w:tcPr>
+            <w:tcW w:type="dxa" w:w="1280"/>
+          </w:tcPr>
+          <w:p>
+            <w:pPr>
+              <w:spacing w:after="20"/>
+            </w:pPr>
+            <w:r/>
+            <w:r>
+              <w:rPr>
+                <w:sz w:val="18"/>
+              </w:rPr>
+              <w:t>85.29%</w:t>
+            </w:r>
+          </w:p>
+        </w:tc>
+        <w:tc>
+          <w:tcPr>
+            <w:tcW w:type="dxa" w:w="1120"/>
+          </w:tcPr>
+          <w:p>
+            <w:pPr>
+              <w:spacing w:after="20"/>
+            </w:pPr>
+            <w:r/>
+            <w:r>
+              <w:rPr>
+                <w:sz w:val="18"/>
+              </w:rPr>
+              <w:t>33.33%</w:t>
+            </w:r>
+          </w:p>
+        </w:tc>
+        <w:tc>
+          <w:tcPr>
+            <w:tcW w:type="dxa" w:w="1000"/>
+          </w:tcPr>
+          <w:p>
+            <w:pPr>
+              <w:spacing w:after="20"/>
+            </w:pPr>
+            <w:r/>
+            <w:r>
+              <w:rPr>
+                <w:sz w:val="18"/>
+              </w:rPr>
+              <w:t>100.00%</w:t>
+            </w:r>
+          </w:p>
+        </w:tc>
+        <w:tc>
+          <w:tcPr>
+            <w:tcW w:type="dxa" w:w="960"/>
+          </w:tcPr>
+          <w:p>
+            <w:pPr>
+              <w:spacing w:after="20"/>
+            </w:pPr>
+            <w:r/>
+            <w:r>
+              <w:rPr>
+                <w:color w:val="2E7D32"/>
+                <w:sz w:val="18"/>
+              </w:rPr>
+              <w:t>加量</w:t>
+            </w:r>
+          </w:p>
+        </w:tc>
+        <w:tc>
+          <w:tcPr>
+            <w:tcW w:type="dxa" w:w="3000"/>
+          </w:tcPr>
+          <w:p>
+            <w:pPr>
+              <w:spacing w:after="20"/>
+            </w:pPr>
+            <w:r/>
+            <w:r>
+              <w:rPr>
+                <w:sz w:val="17"/>
+              </w:rPr>
+              <w:t>承接强于产出、跑出不差，值得加量放大。</w:t>
+            </w:r>
+          </w:p>
+        </w:tc>
+      </w:tr>
+      <w:tr>
+        <w:tc>
+          <w:tcPr>
+            <w:tcW w:type="dxa" w:w="1120"/>
+          </w:tcPr>
+          <w:p>
+            <w:pPr>
+              <w:spacing w:after="20"/>
+            </w:pPr>
+            <w:r/>
+            <w:r>
+              <w:rPr>
+                <w:b/>
+                <w:sz w:val="18"/>
+              </w:rPr>
+              <w:t>西语</w:t>
+            </w:r>
+          </w:p>
+        </w:tc>
+        <w:tc>
+          <w:tcPr>
+            <w:tcW w:type="dxa" w:w="1400"/>
+          </w:tcPr>
+          <w:p>
+            <w:pPr>
+              <w:spacing w:after="20"/>
+            </w:pPr>
+            <w:r/>
+            <w:r>
+              <w:rPr>
+                <w:sz w:val="18"/>
+              </w:rPr>
+              <w:t>3.07%</w:t>
+            </w:r>
+          </w:p>
+        </w:tc>
+        <w:tc>
+          <w:tcPr>
+            <w:tcW w:type="dxa" w:w="1280"/>
+          </w:tcPr>
+          <w:p>
+            <w:pPr>
+              <w:spacing w:after="20"/>
+            </w:pPr>
+            <w:r/>
+            <w:r>
+              <w:rPr>
+                <w:sz w:val="18"/>
+              </w:rPr>
+              <w:t>7.21%</w:t>
+            </w:r>
+          </w:p>
+        </w:tc>
+        <w:tc>
+          <w:tcPr>
+            <w:tcW w:type="dxa" w:w="1120"/>
+          </w:tcPr>
+          <w:p>
+            <w:pPr>
+              <w:spacing w:after="20"/>
+            </w:pPr>
+            <w:r/>
+            <w:r>
+              <w:rPr>
+                <w:sz w:val="18"/>
+              </w:rPr>
+              <w:t>13.84%</w:t>
+            </w:r>
+          </w:p>
+        </w:tc>
+        <w:tc>
+          <w:tcPr>
+            <w:tcW w:type="dxa" w:w="1000"/>
+          </w:tcPr>
+          <w:p>
+            <w:pPr>
+              <w:spacing w:after="20"/>
+            </w:pPr>
+            <w:r/>
+            <w:r>
+              <w:rPr>
+                <w:sz w:val="18"/>
+              </w:rPr>
+              <w:t>100.00%</w:t>
+            </w:r>
+          </w:p>
+        </w:tc>
+        <w:tc>
+          <w:tcPr>
+            <w:tcW w:type="dxa" w:w="960"/>
+          </w:tcPr>
+          <w:p>
+            <w:pPr>
+              <w:spacing w:after="20"/>
+            </w:pPr>
+            <w:r/>
+            <w:r>
+              <w:rPr>
+                <w:color w:val="555555"/>
+                <w:sz w:val="18"/>
+              </w:rPr>
+              <w:t>维持</w:t>
+            </w:r>
+          </w:p>
+        </w:tc>
+        <w:tc>
+          <w:tcPr>
+            <w:tcW w:type="dxa" w:w="3000"/>
+          </w:tcPr>
+          <w:p>
+            <w:pPr>
+              <w:spacing w:after="20"/>
+            </w:pPr>
+            <w:r/>
+            <w:r>
+              <w:rPr>
+                <w:sz w:val="17"/>
+              </w:rPr>
+              <w:t>产出与消耗大体匹配，维持并精选。</w:t>
+            </w:r>
+          </w:p>
+        </w:tc>
+      </w:tr>
+      <w:tr>
+        <w:tc>
+          <w:tcPr>
+            <w:tcW w:type="dxa" w:w="1120"/>
+          </w:tcPr>
+          <w:p>
+            <w:pPr>
+              <w:spacing w:after="20"/>
+            </w:pPr>
+            <w:r/>
+            <w:r>
+              <w:rPr>
+                <w:b/>
+                <w:sz w:val="18"/>
+              </w:rPr>
+              <w:t>葡语</w:t>
+            </w:r>
+          </w:p>
+        </w:tc>
+        <w:tc>
+          <w:tcPr>
+            <w:tcW w:type="dxa" w:w="1400"/>
+          </w:tcPr>
+          <w:p>
+            <w:pPr>
+              <w:spacing w:after="20"/>
+            </w:pPr>
+            <w:r/>
+            <w:r>
+              <w:rPr>
+                <w:sz w:val="18"/>
+              </w:rPr>
+              <w:t>4.97%</w:t>
+            </w:r>
+          </w:p>
+        </w:tc>
+        <w:tc>
+          <w:tcPr>
+            <w:tcW w:type="dxa" w:w="1280"/>
+          </w:tcPr>
+          <w:p>
+            <w:pPr>
+              <w:spacing w:after="20"/>
+            </w:pPr>
+            <w:r/>
+            <w:r>
+              <w:rPr>
+                <w:sz w:val="18"/>
+              </w:rPr>
+              <w:t>4.35%</w:t>
+            </w:r>
+          </w:p>
+        </w:tc>
+        <w:tc>
+          <w:tcPr>
+            <w:tcW w:type="dxa" w:w="1120"/>
+          </w:tcPr>
+          <w:p>
+            <w:pPr>
+              <w:spacing w:after="20"/>
+            </w:pPr>
+            <w:r/>
+            <w:r>
+              <w:rPr>
+                <w:sz w:val="18"/>
+              </w:rPr>
+              <w:t>27.67%</w:t>
+            </w:r>
+          </w:p>
+        </w:tc>
+        <w:tc>
+          <w:tcPr>
+            <w:tcW w:type="dxa" w:w="1000"/>
+          </w:tcPr>
+          <w:p>
+            <w:pPr>
+              <w:spacing w:after="20"/>
+            </w:pPr>
+            <w:r/>
+            <w:r>
+              <w:rPr>
+                <w:sz w:val="18"/>
+              </w:rPr>
+              <w:t>100.00%</w:t>
+            </w:r>
+          </w:p>
+        </w:tc>
+        <w:tc>
+          <w:tcPr>
+            <w:tcW w:type="dxa" w:w="960"/>
+          </w:tcPr>
+          <w:p>
+            <w:pPr>
+              <w:spacing w:after="20"/>
+            </w:pPr>
+            <w:r/>
+            <w:r>
+              <w:rPr>
+                <w:color w:val="C62828"/>
+                <w:sz w:val="18"/>
+              </w:rPr>
+              <w:t>削减</w:t>
+            </w:r>
+          </w:p>
+        </w:tc>
+        <w:tc>
+          <w:tcPr>
+            <w:tcW w:type="dxa" w:w="3000"/>
+          </w:tcPr>
+          <w:p>
+            <w:pPr>
+              <w:spacing w:after="20"/>
+            </w:pPr>
+            <w:r/>
+            <w:r>
+              <w:rPr>
+                <w:sz w:val="17"/>
+              </w:rPr>
+              <w:t>产出明显多于消耗承接，投入过量，应降频提质。</w:t>
+            </w:r>
+          </w:p>
+        </w:tc>
+      </w:tr>
+      <w:tr>
+        <w:tc>
+          <w:tcPr>
+            <w:tcW w:type="dxa" w:w="1120"/>
+          </w:tcPr>
+          <w:p>
+            <w:pPr>
+              <w:spacing w:after="20"/>
+            </w:pPr>
+            <w:r/>
+            <w:r>
+              <w:rPr>
+                <w:b/>
+                <w:sz w:val="18"/>
+              </w:rPr>
+              <w:t>阿语</w:t>
+            </w:r>
+          </w:p>
+        </w:tc>
+        <w:tc>
+          <w:tcPr>
+            <w:tcW w:type="dxa" w:w="1400"/>
+          </w:tcPr>
+          <w:p>
+            <w:pPr>
+              <w:spacing w:after="20"/>
+            </w:pPr>
+            <w:r/>
+            <w:r>
+              <w:rPr>
+                <w:sz w:val="18"/>
+              </w:rPr>
+              <w:t>9.87%</w:t>
+            </w:r>
+          </w:p>
+        </w:tc>
+        <w:tc>
+          <w:tcPr>
+            <w:tcW w:type="dxa" w:w="1280"/>
+          </w:tcPr>
+          <w:p>
+            <w:pPr>
+              <w:spacing w:after="20"/>
+            </w:pPr>
+            <w:r/>
+            <w:r>
+              <w:rPr>
+                <w:sz w:val="18"/>
+              </w:rPr>
+              <w:t>1.17%</w:t>
+            </w:r>
+          </w:p>
+        </w:tc>
+        <w:tc>
+          <w:tcPr>
+            <w:tcW w:type="dxa" w:w="1120"/>
+          </w:tcPr>
+          <w:p>
+            <w:pPr>
+              <w:spacing w:after="20"/>
+            </w:pPr>
+            <w:r/>
+            <w:r>
+              <w:rPr>
+                <w:sz w:val="18"/>
+              </w:rPr>
+              <w:t>1.89%</w:t>
+            </w:r>
+          </w:p>
+        </w:tc>
+        <w:tc>
+          <w:tcPr>
+            <w:tcW w:type="dxa" w:w="1000"/>
+          </w:tcPr>
+          <w:p>
+            <w:pPr>
+              <w:spacing w:after="20"/>
+            </w:pPr>
+            <w:r/>
+            <w:r>
+              <w:rPr>
+                <w:sz w:val="18"/>
+              </w:rPr>
+              <w:t>100.00%</w:t>
+            </w:r>
+          </w:p>
+        </w:tc>
+        <w:tc>
+          <w:tcPr>
+            <w:tcW w:type="dxa" w:w="960"/>
+          </w:tcPr>
+          <w:p>
+            <w:pPr>
+              <w:spacing w:after="20"/>
+            </w:pPr>
+            <w:r/>
+            <w:r>
+              <w:rPr>
+                <w:color w:val="1565C0"/>
+                <w:sz w:val="18"/>
+              </w:rPr>
+              <w:t>高潜</w:t>
+            </w:r>
+          </w:p>
+        </w:tc>
+        <w:tc>
+          <w:tcPr>
+            <w:tcW w:type="dxa" w:w="3000"/>
+          </w:tcPr>
+          <w:p>
+            <w:pPr>
+              <w:spacing w:after="20"/>
+            </w:pPr>
+            <w:r/>
+            <w:r>
+              <w:rPr>
+                <w:sz w:val="17"/>
+              </w:rPr>
+              <w:t>样本少但信号好，作为高潜新线小步补量。</w:t>
+            </w:r>
+          </w:p>
+        </w:tc>
+      </w:tr>
+      <w:tr>
+        <w:tc>
+          <w:tcPr>
+            <w:tcW w:type="dxa" w:w="1120"/>
+          </w:tcPr>
+          <w:p>
+            <w:pPr>
+              <w:spacing w:after="20"/>
+            </w:pPr>
+            <w:r/>
+            <w:r>
+              <w:rPr>
+                <w:b/>
+                <w:sz w:val="18"/>
+              </w:rPr>
+              <w:t>意语</w:t>
+            </w:r>
+          </w:p>
+        </w:tc>
+        <w:tc>
+          <w:tcPr>
+            <w:tcW w:type="dxa" w:w="1400"/>
+          </w:tcPr>
+          <w:p>
+            <w:pPr>
+              <w:spacing w:after="20"/>
+            </w:pPr>
+            <w:r/>
+            <w:r>
+              <w:rPr>
+                <w:sz w:val="18"/>
+              </w:rPr>
+              <w:t>—</w:t>
+            </w:r>
+          </w:p>
+        </w:tc>
+        <w:tc>
+          <w:tcPr>
+            <w:tcW w:type="dxa" w:w="1280"/>
+          </w:tcPr>
+          <w:p>
+            <w:pPr>
+              <w:spacing w:after="20"/>
+            </w:pPr>
+            <w:r/>
+            <w:r>
+              <w:rPr>
+                <w:sz w:val="18"/>
+              </w:rPr>
+              <w:t>0.82%</w:t>
+            </w:r>
+          </w:p>
+        </w:tc>
+        <w:tc>
+          <w:tcPr>
+            <w:tcW w:type="dxa" w:w="1120"/>
+          </w:tcPr>
+          <w:p>
+            <w:pPr>
+              <w:spacing w:after="20"/>
+            </w:pPr>
+            <w:r/>
+            <w:r>
+              <w:rPr>
+                <w:sz w:val="18"/>
+              </w:rPr>
+              <w:t>9.12%</w:t>
+            </w:r>
+          </w:p>
+        </w:tc>
+        <w:tc>
+          <w:tcPr>
+            <w:tcW w:type="dxa" w:w="1000"/>
+          </w:tcPr>
+          <w:p>
+            <w:pPr>
+              <w:spacing w:after="20"/>
+            </w:pPr>
+            <w:r/>
+            <w:r>
+              <w:rPr>
+                <w:sz w:val="18"/>
+              </w:rPr>
+              <w:t>100.00%</w:t>
+            </w:r>
+          </w:p>
+        </w:tc>
+        <w:tc>
+          <w:tcPr>
+            <w:tcW w:type="dxa" w:w="960"/>
+          </w:tcPr>
+          <w:p>
+            <w:pPr>
+              <w:spacing w:after="20"/>
+            </w:pPr>
+            <w:r/>
+            <w:r>
+              <w:rPr>
+                <w:color w:val="C62828"/>
+                <w:sz w:val="18"/>
+              </w:rPr>
+              <w:t>削减</w:t>
+            </w:r>
+          </w:p>
+        </w:tc>
+        <w:tc>
+          <w:tcPr>
+            <w:tcW w:type="dxa" w:w="3000"/>
+          </w:tcPr>
+          <w:p>
+            <w:pPr>
+              <w:spacing w:after="20"/>
+            </w:pPr>
+            <w:r/>
+            <w:r>
+              <w:rPr>
+                <w:sz w:val="17"/>
+              </w:rPr>
+              <w:t>产出明显多于消耗承接，投入过量，应降频提质。</w:t>
+            </w:r>
+          </w:p>
+        </w:tc>
+      </w:tr>
+      <w:tr>
+        <w:tc>
+          <w:tcPr>
+            <w:tcW w:type="dxa" w:w="1120"/>
+          </w:tcPr>
+          <w:p>
+            <w:pPr>
+              <w:spacing w:after="20"/>
+            </w:pPr>
+            <w:r/>
+            <w:r>
+              <w:rPr>
+                <w:b/>
+                <w:sz w:val="18"/>
+              </w:rPr>
+              <w:t>英语</w:t>
+            </w:r>
+          </w:p>
+        </w:tc>
+        <w:tc>
+          <w:tcPr>
+            <w:tcW w:type="dxa" w:w="1400"/>
+          </w:tcPr>
+          <w:p>
+            <w:pPr>
+              <w:spacing w:after="20"/>
+            </w:pPr>
+            <w:r/>
+            <w:r>
+              <w:rPr>
+                <w:sz w:val="18"/>
+              </w:rPr>
+              <w:t>37.24%</w:t>
+            </w:r>
+          </w:p>
+        </w:tc>
+        <w:tc>
+          <w:tcPr>
+            <w:tcW w:type="dxa" w:w="1280"/>
+          </w:tcPr>
+          <w:p>
+            <w:pPr>
+              <w:spacing w:after="20"/>
+            </w:pPr>
+            <w:r/>
+            <w:r>
+              <w:rPr>
+                <w:sz w:val="18"/>
+              </w:rPr>
+              <w:t>0.61%</w:t>
+            </w:r>
+          </w:p>
+        </w:tc>
+        <w:tc>
+          <w:tcPr>
+            <w:tcW w:type="dxa" w:w="1120"/>
+          </w:tcPr>
+          <w:p>
+            <w:pPr>
+              <w:spacing w:after="20"/>
+            </w:pPr>
+            <w:r/>
+            <w:r>
+              <w:rPr>
+                <w:sz w:val="18"/>
+              </w:rPr>
+              <w:t>1.26%</w:t>
+            </w:r>
+          </w:p>
+        </w:tc>
+        <w:tc>
+          <w:tcPr>
+            <w:tcW w:type="dxa" w:w="1000"/>
+          </w:tcPr>
+          <w:p>
+            <w:pPr>
+              <w:spacing w:after="20"/>
+            </w:pPr>
+            <w:r/>
+            <w:r>
+              <w:rPr>
+                <w:sz w:val="18"/>
+              </w:rPr>
+              <w:t>100.00%</w:t>
+            </w:r>
+          </w:p>
+        </w:tc>
+        <w:tc>
+          <w:tcPr>
+            <w:tcW w:type="dxa" w:w="960"/>
+          </w:tcPr>
+          <w:p>
+            <w:pPr>
+              <w:spacing w:after="20"/>
+            </w:pPr>
+            <w:r/>
+            <w:r>
+              <w:rPr>
+                <w:color w:val="1565C0"/>
+                <w:sz w:val="18"/>
+              </w:rPr>
+              <w:t>高潜</w:t>
+            </w:r>
+          </w:p>
+        </w:tc>
+        <w:tc>
+          <w:tcPr>
+            <w:tcW w:type="dxa" w:w="3000"/>
+          </w:tcPr>
+          <w:p>
+            <w:pPr>
+              <w:spacing w:after="20"/>
+            </w:pPr>
+            <w:r/>
+            <w:r>
+              <w:rPr>
+                <w:sz w:val="17"/>
+              </w:rPr>
+              <w:t>样本少但信号好，作为高潜新线小步补量。</w:t>
+            </w:r>
+          </w:p>
+        </w:tc>
+      </w:tr>
+      <w:tr>
+        <w:tc>
+          <w:tcPr>
+            <w:tcW w:type="dxa" w:w="1120"/>
+          </w:tcPr>
+          <w:p>
+            <w:pPr>
+              <w:spacing w:after="20"/>
+            </w:pPr>
+            <w:r/>
+            <w:r>
+              <w:rPr>
+                <w:b/>
+                <w:sz w:val="18"/>
+              </w:rPr>
+              <w:t>繁中</w:t>
+            </w:r>
+          </w:p>
+        </w:tc>
+        <w:tc>
+          <w:tcPr>
+            <w:tcW w:type="dxa" w:w="1400"/>
+          </w:tcPr>
+          <w:p>
+            <w:pPr>
+              <w:spacing w:after="20"/>
+            </w:pPr>
+            <w:r/>
+            <w:r>
+              <w:rPr>
+                <w:sz w:val="18"/>
+              </w:rPr>
+              <w:t>6.12%</w:t>
+            </w:r>
+          </w:p>
+        </w:tc>
+        <w:tc>
+          <w:tcPr>
+            <w:tcW w:type="dxa" w:w="1280"/>
+          </w:tcPr>
+          <w:p>
+            <w:pPr>
+              <w:spacing w:after="20"/>
+            </w:pPr>
+            <w:r/>
+            <w:r>
+              <w:rPr>
+                <w:sz w:val="18"/>
+              </w:rPr>
+              <w:t>0.54%</w:t>
+            </w:r>
+          </w:p>
+        </w:tc>
+        <w:tc>
+          <w:tcPr>
+            <w:tcW w:type="dxa" w:w="1120"/>
+          </w:tcPr>
+          <w:p>
+            <w:pPr>
+              <w:spacing w:after="20"/>
+            </w:pPr>
+            <w:r/>
+            <w:r>
+              <w:rPr>
+                <w:sz w:val="18"/>
+              </w:rPr>
+              <w:t>5.03%</w:t>
+            </w:r>
+          </w:p>
+        </w:tc>
+        <w:tc>
+          <w:tcPr>
+            <w:tcW w:type="dxa" w:w="1000"/>
+          </w:tcPr>
+          <w:p>
+            <w:pPr>
+              <w:spacing w:after="20"/>
+            </w:pPr>
+            <w:r/>
+            <w:r>
+              <w:rPr>
+                <w:sz w:val="18"/>
+              </w:rPr>
+              <w:t>100.00%</w:t>
+            </w:r>
+          </w:p>
+        </w:tc>
+        <w:tc>
+          <w:tcPr>
+            <w:tcW w:type="dxa" w:w="960"/>
+          </w:tcPr>
+          <w:p>
+            <w:pPr>
+              <w:spacing w:after="20"/>
+            </w:pPr>
+            <w:r/>
+            <w:r>
+              <w:rPr>
+                <w:color w:val="C62828"/>
+                <w:sz w:val="18"/>
+              </w:rPr>
+              <w:t>减少</w:t>
+            </w:r>
+          </w:p>
+        </w:tc>
+        <w:tc>
+          <w:tcPr>
+            <w:tcW w:type="dxa" w:w="3000"/>
+          </w:tcPr>
+          <w:p>
+            <w:pPr>
+              <w:spacing w:after="20"/>
+            </w:pPr>
+            <w:r/>
+            <w:r>
+              <w:rPr>
+                <w:sz w:val="17"/>
+              </w:rPr>
+              <w:t>有产出但广告几乎不消耗，建议减少或先优化。</w:t>
+            </w:r>
+          </w:p>
+        </w:tc>
+      </w:tr>
+      <w:tr>
+        <w:tc>
+          <w:tcPr>
+            <w:tcW w:type="dxa" w:w="1120"/>
+          </w:tcPr>
+          <w:p>
+            <w:pPr>
+              <w:spacing w:after="20"/>
+            </w:pPr>
+            <w:r/>
+            <w:r>
+              <w:rPr>
+                <w:b/>
+                <w:sz w:val="18"/>
+              </w:rPr>
+              <w:t>德语</w:t>
+            </w:r>
+          </w:p>
+        </w:tc>
+        <w:tc>
+          <w:tcPr>
+            <w:tcW w:type="dxa" w:w="1400"/>
+          </w:tcPr>
+          <w:p>
+            <w:pPr>
+              <w:spacing w:after="20"/>
+            </w:pPr>
+            <w:r/>
+            <w:r>
+              <w:rPr>
+                <w:sz w:val="18"/>
+              </w:rPr>
+              <w:t>6.95%</w:t>
+            </w:r>
+          </w:p>
+        </w:tc>
+        <w:tc>
+          <w:tcPr>
+            <w:tcW w:type="dxa" w:w="1280"/>
+          </w:tcPr>
+          <w:p>
+            <w:pPr>
+              <w:spacing w:after="20"/>
+            </w:pPr>
+            <w:r/>
+            <w:r>
+              <w:rPr>
+                <w:sz w:val="18"/>
+              </w:rPr>
+              <w:t>0.00%</w:t>
+            </w:r>
+          </w:p>
+        </w:tc>
+        <w:tc>
+          <w:tcPr>
+            <w:tcW w:type="dxa" w:w="1120"/>
+          </w:tcPr>
+          <w:p>
+            <w:pPr>
+              <w:spacing w:after="20"/>
+            </w:pPr>
+            <w:r/>
+            <w:r>
+              <w:rPr>
+                <w:sz w:val="18"/>
+              </w:rPr>
+              <w:t>0.00%</w:t>
+            </w:r>
+          </w:p>
+        </w:tc>
+        <w:tc>
+          <w:tcPr>
+            <w:tcW w:type="dxa" w:w="1000"/>
+          </w:tcPr>
+          <w:p>
+            <w:pPr>
+              <w:spacing w:after="20"/>
+            </w:pPr>
+            <w:r/>
+            <w:r>
+              <w:rPr>
+                <w:sz w:val="18"/>
+              </w:rPr>
+              <w:t>—</w:t>
+            </w:r>
+          </w:p>
+        </w:tc>
+        <w:tc>
+          <w:tcPr>
+            <w:tcW w:type="dxa" w:w="960"/>
+          </w:tcPr>
+          <w:p>
+            <w:pPr>
+              <w:spacing w:after="20"/>
+            </w:pPr>
+            <w:r/>
+            <w:r>
+              <w:rPr>
+                <w:color w:val="E65100"/>
+                <w:sz w:val="18"/>
+              </w:rPr>
+              <w:t>覆盖缺口</w:t>
+            </w:r>
+          </w:p>
+        </w:tc>
+        <w:tc>
+          <w:tcPr>
+            <w:tcW w:type="dxa" w:w="3000"/>
+          </w:tcPr>
+          <w:p>
+            <w:pPr>
+              <w:spacing w:after="20"/>
+            </w:pPr>
+            <w:r/>
+            <w:r>
+              <w:rPr>
+                <w:sz w:val="17"/>
+              </w:rPr>
+              <w:t>广告大盘有量、KOL 完全没产出，是明确的补产出机会。</w:t>
+            </w:r>
+          </w:p>
+        </w:tc>
+      </w:tr>
+      <w:tr>
+        <w:tc>
+          <w:tcPr>
+            <w:tcW w:type="dxa" w:w="1120"/>
+          </w:tcPr>
+          <w:p>
+            <w:pPr>
+              <w:spacing w:after="20"/>
+            </w:pPr>
+            <w:r/>
+            <w:r>
+              <w:rPr>
+                <w:b/>
+                <w:sz w:val="18"/>
+              </w:rPr>
+              <w:t>俄语</w:t>
+            </w:r>
+          </w:p>
+        </w:tc>
+        <w:tc>
+          <w:tcPr>
+            <w:tcW w:type="dxa" w:w="1400"/>
+          </w:tcPr>
+          <w:p>
+            <w:pPr>
+              <w:spacing w:after="20"/>
+            </w:pPr>
+            <w:r/>
+            <w:r>
+              <w:rPr>
+                <w:sz w:val="18"/>
+              </w:rPr>
+              <w:t>4.73%</w:t>
+            </w:r>
+          </w:p>
+        </w:tc>
+        <w:tc>
+          <w:tcPr>
+            <w:tcW w:type="dxa" w:w="1280"/>
+          </w:tcPr>
+          <w:p>
+            <w:pPr>
+              <w:spacing w:after="20"/>
+            </w:pPr>
+            <w:r/>
+            <w:r>
+              <w:rPr>
+                <w:sz w:val="18"/>
+              </w:rPr>
+              <w:t>0.00%</w:t>
+            </w:r>
+          </w:p>
+        </w:tc>
+        <w:tc>
+          <w:tcPr>
+            <w:tcW w:type="dxa" w:w="1120"/>
+          </w:tcPr>
+          <w:p>
+            <w:pPr>
+              <w:spacing w:after="20"/>
+            </w:pPr>
+            <w:r/>
+            <w:r>
+              <w:rPr>
+                <w:sz w:val="18"/>
+              </w:rPr>
+              <w:t>0.00%</w:t>
+            </w:r>
+          </w:p>
+        </w:tc>
+        <w:tc>
+          <w:tcPr>
+            <w:tcW w:type="dxa" w:w="1000"/>
+          </w:tcPr>
+          <w:p>
+            <w:pPr>
+              <w:spacing w:after="20"/>
+            </w:pPr>
+            <w:r/>
+            <w:r>
+              <w:rPr>
+                <w:sz w:val="18"/>
+              </w:rPr>
+              <w:t>—</w:t>
+            </w:r>
+          </w:p>
+        </w:tc>
+        <w:tc>
+          <w:tcPr>
+            <w:tcW w:type="dxa" w:w="960"/>
+          </w:tcPr>
+          <w:p>
+            <w:pPr>
+              <w:spacing w:after="20"/>
+            </w:pPr>
+            <w:r/>
+            <w:r>
+              <w:rPr>
+                <w:color w:val="E65100"/>
+                <w:sz w:val="18"/>
+              </w:rPr>
+              <w:t>覆盖缺口</w:t>
+            </w:r>
+          </w:p>
+        </w:tc>
+        <w:tc>
+          <w:tcPr>
+            <w:tcW w:type="dxa" w:w="3000"/>
+          </w:tcPr>
+          <w:p>
+            <w:pPr>
+              <w:spacing w:after="20"/>
+            </w:pPr>
+            <w:r/>
+            <w:r>
+              <w:rPr>
+                <w:sz w:val="17"/>
+              </w:rPr>
+              <w:t>广告大盘有量、KOL 完全没产出，是明确的补产出机会。</w:t>
+            </w:r>
+          </w:p>
+        </w:tc>
+      </w:tr>
+      <w:tr>
+        <w:tc>
+          <w:tcPr>
+            <w:tcW w:type="dxa" w:w="1120"/>
+          </w:tcPr>
+          <w:p>
+            <w:pPr>
+              <w:spacing w:after="20"/>
+            </w:pPr>
+            <w:r/>
+            <w:r>
+              <w:rPr>
+                <w:b/>
+                <w:sz w:val="18"/>
+              </w:rPr>
+              <w:t>法语</w:t>
+            </w:r>
+          </w:p>
+        </w:tc>
+        <w:tc>
+          <w:tcPr>
+            <w:tcW w:type="dxa" w:w="1400"/>
+          </w:tcPr>
+          <w:p>
+            <w:pPr>
+              <w:spacing w:after="20"/>
+            </w:pPr>
+            <w:r/>
+            <w:r>
+              <w:rPr>
+                <w:sz w:val="18"/>
+              </w:rPr>
+              <w:t>3.64%</w:t>
+            </w:r>
+          </w:p>
+        </w:tc>
+        <w:tc>
+          <w:tcPr>
+            <w:tcW w:type="dxa" w:w="1280"/>
+          </w:tcPr>
+          <w:p>
+            <w:pPr>
+              <w:spacing w:after="20"/>
+            </w:pPr>
+            <w:r/>
+            <w:r>
+              <w:rPr>
+                <w:sz w:val="18"/>
+              </w:rPr>
+              <w:t>0.00%</w:t>
+            </w:r>
+          </w:p>
+        </w:tc>
+        <w:tc>
+          <w:tcPr>
+            <w:tcW w:type="dxa" w:w="1120"/>
+          </w:tcPr>
+          <w:p>
+            <w:pPr>
+              <w:spacing w:after="20"/>
+            </w:pPr>
+            <w:r/>
+            <w:r>
+              <w:rPr>
+                <w:sz w:val="18"/>
+              </w:rPr>
+              <w:t>0.00%</w:t>
+            </w:r>
+          </w:p>
+        </w:tc>
+        <w:tc>
+          <w:tcPr>
+            <w:tcW w:type="dxa" w:w="1000"/>
+          </w:tcPr>
+          <w:p>
+            <w:pPr>
+              <w:spacing w:after="20"/>
+            </w:pPr>
+            <w:r/>
+            <w:r>
+              <w:rPr>
+                <w:sz w:val="18"/>
+              </w:rPr>
+              <w:t>—</w:t>
+            </w:r>
+          </w:p>
+        </w:tc>
+        <w:tc>
+          <w:tcPr>
+            <w:tcW w:type="dxa" w:w="960"/>
+          </w:tcPr>
+          <w:p>
+            <w:pPr>
+              <w:spacing w:after="20"/>
+            </w:pPr>
+            <w:r/>
+            <w:r>
+              <w:rPr>
+                <w:color w:val="E65100"/>
+                <w:sz w:val="18"/>
+              </w:rPr>
+              <w:t>覆盖缺口</w:t>
+            </w:r>
+          </w:p>
+        </w:tc>
+        <w:tc>
+          <w:tcPr>
+            <w:tcW w:type="dxa" w:w="3000"/>
+          </w:tcPr>
+          <w:p>
+            <w:pPr>
+              <w:spacing w:after="20"/>
+            </w:pPr>
+            <w:r/>
+            <w:r>
+              <w:rPr>
+                <w:sz w:val="17"/>
+              </w:rPr>
+              <w:t>广告大盘有量、KOL 完全没产出，是明确的补产出机会。</w:t>
+            </w:r>
+          </w:p>
+        </w:tc>
+      </w:tr>
+      <w:tr>
+        <w:tc>
+          <w:tcPr>
+            <w:tcW w:type="dxa" w:w="1120"/>
+          </w:tcPr>
+          <w:p>
+            <w:pPr>
+              <w:spacing w:after="20"/>
+            </w:pPr>
+            <w:r/>
+            <w:r>
+              <w:rPr>
+                <w:b/>
+                <w:sz w:val="18"/>
+              </w:rPr>
+              <w:t>韩语</w:t>
+            </w:r>
+          </w:p>
+        </w:tc>
+        <w:tc>
+          <w:tcPr>
+            <w:tcW w:type="dxa" w:w="1400"/>
+          </w:tcPr>
+          <w:p>
+            <w:pPr>
+              <w:spacing w:after="20"/>
+            </w:pPr>
+            <w:r/>
+            <w:r>
+              <w:rPr>
+                <w:sz w:val="18"/>
+              </w:rPr>
+              <w:t>3.53%</w:t>
+            </w:r>
+          </w:p>
+        </w:tc>
+        <w:tc>
+          <w:tcPr>
+            <w:tcW w:type="dxa" w:w="1280"/>
+          </w:tcPr>
+          <w:p>
+            <w:pPr>
+              <w:spacing w:after="20"/>
+            </w:pPr>
+            <w:r/>
+            <w:r>
+              <w:rPr>
+                <w:sz w:val="18"/>
+              </w:rPr>
+              <w:t>0.00%</w:t>
+            </w:r>
+          </w:p>
+        </w:tc>
+        <w:tc>
+          <w:tcPr>
+            <w:tcW w:type="dxa" w:w="1120"/>
+          </w:tcPr>
+          <w:p>
+            <w:pPr>
+              <w:spacing w:after="20"/>
+            </w:pPr>
+            <w:r/>
+            <w:r>
+              <w:rPr>
+                <w:sz w:val="18"/>
+              </w:rPr>
+              <w:t>0.00%</w:t>
+            </w:r>
+          </w:p>
+        </w:tc>
+        <w:tc>
+          <w:tcPr>
+            <w:tcW w:type="dxa" w:w="1000"/>
+          </w:tcPr>
+          <w:p>
+            <w:pPr>
+              <w:spacing w:after="20"/>
+            </w:pPr>
+            <w:r/>
+            <w:r>
+              <w:rPr>
+                <w:sz w:val="18"/>
+              </w:rPr>
+              <w:t>—</w:t>
+            </w:r>
+          </w:p>
+        </w:tc>
+        <w:tc>
+          <w:tcPr>
+            <w:tcW w:type="dxa" w:w="960"/>
+          </w:tcPr>
+          <w:p>
+            <w:pPr>
+              <w:spacing w:after="20"/>
+            </w:pPr>
+            <w:r/>
+            <w:r>
+              <w:rPr>
+                <w:color w:val="E65100"/>
+                <w:sz w:val="18"/>
+              </w:rPr>
+              <w:t>覆盖缺口</w:t>
+            </w:r>
+          </w:p>
+        </w:tc>
+        <w:tc>
+          <w:tcPr>
+            <w:tcW w:type="dxa" w:w="3000"/>
+          </w:tcPr>
+          <w:p>
+            <w:pPr>
+              <w:spacing w:after="20"/>
+            </w:pPr>
+            <w:r/>
+            <w:r>
+              <w:rPr>
+                <w:sz w:val="17"/>
+              </w:rPr>
+              <w:t>广告大盘有量、KOL 完全没产出，是明确的补产出机会。</w:t>
+            </w:r>
+          </w:p>
+        </w:tc>
+      </w:tr>
+      <w:tr>
+        <w:tc>
+          <w:tcPr>
+            <w:tcW w:type="dxa" w:w="1120"/>
+          </w:tcPr>
+          <w:p>
+            <w:pPr>
+              <w:spacing w:after="20"/>
+            </w:pPr>
+            <w:r/>
+            <w:r>
+              <w:rPr>
+                <w:b/>
+                <w:sz w:val="18"/>
+              </w:rPr>
+              <w:t>泰语</w:t>
+            </w:r>
+          </w:p>
+        </w:tc>
+        <w:tc>
+          <w:tcPr>
+            <w:tcW w:type="dxa" w:w="1400"/>
+          </w:tcPr>
+          <w:p>
+            <w:pPr>
+              <w:spacing w:after="20"/>
+            </w:pPr>
+            <w:r/>
+            <w:r>
+              <w:rPr>
+                <w:sz w:val="18"/>
+              </w:rPr>
+              <w:t>2.37%</w:t>
+            </w:r>
+          </w:p>
+        </w:tc>
+        <w:tc>
+          <w:tcPr>
+            <w:tcW w:type="dxa" w:w="1280"/>
+          </w:tcPr>
+          <w:p>
+            <w:pPr>
+              <w:spacing w:after="20"/>
+            </w:pPr>
+            <w:r/>
+            <w:r>
+              <w:rPr>
+                <w:sz w:val="18"/>
+              </w:rPr>
+              <w:t>0.00%</w:t>
+            </w:r>
+          </w:p>
+        </w:tc>
+        <w:tc>
+          <w:tcPr>
+            <w:tcW w:type="dxa" w:w="1120"/>
+          </w:tcPr>
+          <w:p>
+            <w:pPr>
+              <w:spacing w:after="20"/>
+            </w:pPr>
+            <w:r/>
+            <w:r>
+              <w:rPr>
+                <w:sz w:val="18"/>
+              </w:rPr>
+              <w:t>0.00%</w:t>
+            </w:r>
+          </w:p>
+        </w:tc>
+        <w:tc>
+          <w:tcPr>
+            <w:tcW w:type="dxa" w:w="1000"/>
+          </w:tcPr>
+          <w:p>
+            <w:pPr>
+              <w:spacing w:after="20"/>
+            </w:pPr>
+            <w:r/>
+            <w:r>
+              <w:rPr>
+                <w:sz w:val="18"/>
+              </w:rPr>
+              <w:t>—</w:t>
+            </w:r>
+          </w:p>
+        </w:tc>
+        <w:tc>
+          <w:tcPr>
+            <w:tcW w:type="dxa" w:w="960"/>
+          </w:tcPr>
+          <w:p>
+            <w:pPr>
+              <w:spacing w:after="20"/>
+            </w:pPr>
+            <w:r/>
+            <w:r>
+              <w:rPr>
+                <w:color w:val="E65100"/>
+                <w:sz w:val="18"/>
+              </w:rPr>
+              <w:t>覆盖缺口</w:t>
+            </w:r>
+          </w:p>
+        </w:tc>
+        <w:tc>
+          <w:tcPr>
+            <w:tcW w:type="dxa" w:w="3000"/>
+          </w:tcPr>
+          <w:p>
+            <w:pPr>
+              <w:spacing w:after="20"/>
+            </w:pPr>
+            <w:r/>
+            <w:r>
+              <w:rPr>
+                <w:sz w:val="17"/>
+              </w:rPr>
+              <w:t>广告大盘有量、KOL 完全没产出，是明确的补产出机会。</w:t>
+            </w:r>
+          </w:p>
+        </w:tc>
+      </w:tr>
+      <w:tr>
+        <w:tc>
+          <w:tcPr>
+            <w:tcW w:type="dxa" w:w="1120"/>
+          </w:tcPr>
+          <w:p>
+            <w:pPr>
+              <w:spacing w:after="20"/>
+            </w:pPr>
+            <w:r/>
+            <w:r>
+              <w:rPr>
+                <w:b/>
+                <w:sz w:val="18"/>
+              </w:rPr>
+              <w:t>日语</w:t>
+            </w:r>
+          </w:p>
+        </w:tc>
+        <w:tc>
+          <w:tcPr>
+            <w:tcW w:type="dxa" w:w="1400"/>
+          </w:tcPr>
+          <w:p>
+            <w:pPr>
+              <w:spacing w:after="20"/>
+            </w:pPr>
+            <w:r/>
+            <w:r>
+              <w:rPr>
+                <w:sz w:val="18"/>
+              </w:rPr>
+              <w:t>2.05%</w:t>
+            </w:r>
+          </w:p>
+        </w:tc>
+        <w:tc>
+          <w:tcPr>
+            <w:tcW w:type="dxa" w:w="1280"/>
+          </w:tcPr>
+          <w:p>
+            <w:pPr>
+              <w:spacing w:after="20"/>
+            </w:pPr>
+            <w:r/>
+            <w:r>
+              <w:rPr>
+                <w:sz w:val="18"/>
+              </w:rPr>
+              <w:t>0.00%</w:t>
+            </w:r>
+          </w:p>
+        </w:tc>
+        <w:tc>
+          <w:tcPr>
+            <w:tcW w:type="dxa" w:w="1120"/>
+          </w:tcPr>
+          <w:p>
+            <w:pPr>
+              <w:spacing w:after="20"/>
+            </w:pPr>
+            <w:r/>
+            <w:r>
+              <w:rPr>
+                <w:sz w:val="18"/>
+              </w:rPr>
+              <w:t>0.00%</w:t>
+            </w:r>
+          </w:p>
+        </w:tc>
+        <w:tc>
+          <w:tcPr>
+            <w:tcW w:type="dxa" w:w="1000"/>
+          </w:tcPr>
+          <w:p>
+            <w:pPr>
+              <w:spacing w:after="20"/>
+            </w:pPr>
+            <w:r/>
+            <w:r>
+              <w:rPr>
+                <w:sz w:val="18"/>
+              </w:rPr>
+              <w:t>—</w:t>
+            </w:r>
+          </w:p>
+        </w:tc>
+        <w:tc>
+          <w:tcPr>
+            <w:tcW w:type="dxa" w:w="960"/>
+          </w:tcPr>
+          <w:p>
+            <w:pPr>
+              <w:spacing w:after="20"/>
+            </w:pPr>
+            <w:r/>
+            <w:r>
+              <w:rPr>
+                <w:color w:val="E65100"/>
+                <w:sz w:val="18"/>
+              </w:rPr>
+              <w:t>覆盖缺口</w:t>
+            </w:r>
+          </w:p>
+        </w:tc>
+        <w:tc>
+          <w:tcPr>
+            <w:tcW w:type="dxa" w:w="3000"/>
+          </w:tcPr>
+          <w:p>
+            <w:pPr>
+              <w:spacing w:after="20"/>
+            </w:pPr>
+            <w:r/>
+            <w:r>
+              <w:rPr>
+                <w:sz w:val="17"/>
+              </w:rPr>
+              <w:t>广告大盘有量、KOL 完全没产出，是明确的补产出机会。</w:t>
+            </w:r>
+          </w:p>
+        </w:tc>
+      </w:tr>
+    </w:tbl>
+    <w:p>
+      <w:pPr>
+        <w:spacing w:before="280" w:after="80"/>
+      </w:pPr>
+      <w:r>
+        <w:rPr>
+          <w:b/>
+          <w:color w:val="1F3864"/>
+          <w:sz w:val="30"/>
+        </w:rPr>
+        <w:t>三、KOL 分语言素材分析</w:t>
+      </w:r>
+    </w:p>
+    <w:tbl>
+      <w:tblPr>
+        <w:tblStyle w:val="TableGrid"/>
+        <w:tblW w:type="auto" w:w="0"/>
+        <w:jc w:val="center"/>
+        <w:tblLook w:firstColumn="1" w:firstRow="1" w:lastColumn="0" w:lastRow="0" w:noHBand="0" w:noVBand="1" w:val="04A0"/>
+      </w:tblPr>
+      <w:tblGrid>
+        <w:gridCol w:w="2160"/>
+        <w:gridCol w:w="2160"/>
+        <w:gridCol w:w="2160"/>
+        <w:gridCol w:w="2160"/>
+      </w:tblGrid>
+      <w:tr>
+        <w:tc>
+          <w:tcPr>
+            <w:tcW w:type="dxa" w:w="1400"/>
+            <w:shd w:val="clear" w:color="auto" w:fill="2F5496"/>
+            <w:vAlign w:val="center"/>
+          </w:tcPr>
+          <w:p>
+            <w:r/>
+            <w:r>
+              <w:rPr>
+                <w:b/>
+                <w:color w:val="FFFFFF"/>
+                <w:sz w:val="19"/>
+              </w:rPr>
+              <w:t>语言</w:t>
             </w:r>
           </w:p>
         </w:tc>
@@ -246,7 +2798,7 @@
               <w:rPr>
                 <w:b/>
                 <w:color w:val="FFFFFF"/>
-                <w:sz w:val="20"/>
+                <w:sz w:val="19"/>
               </w:rPr>
               <w:t>转化情况</w:t>
             </w:r>
@@ -254,7 +2806,7 @@
         </w:tc>
         <w:tc>
           <w:tcPr>
-            <w:tcW w:type="dxa" w:w="2400"/>
+            <w:tcW w:type="dxa" w:w="3400"/>
             <w:shd w:val="clear" w:color="auto" w:fill="2F5496"/>
             <w:vAlign w:val="center"/>
           </w:tcPr>
@@ -264,7 +2816,7 @@
               <w:rPr>
                 <w:b/>
                 <w:color w:val="FFFFFF"/>
-                <w:sz w:val="20"/>
+                <w:sz w:val="19"/>
               </w:rPr>
               <w:t>素材分析</w:t>
             </w:r>
@@ -272,7 +2824,7 @@
         </w:tc>
         <w:tc>
           <w:tcPr>
-            <w:tcW w:type="dxa" w:w="2400"/>
+            <w:tcW w:type="dxa" w:w="2800"/>
             <w:shd w:val="clear" w:color="auto" w:fill="2F5496"/>
             <w:vAlign w:val="center"/>
           </w:tcPr>
@@ -282,25 +2834,7 @@
               <w:rPr>
                 <w:b/>
                 <w:color w:val="FFFFFF"/>
-                <w:sz w:val="20"/>
-              </w:rPr>
-              <w:t>整体分析</w:t>
-            </w:r>
-          </w:p>
-        </w:tc>
-        <w:tc>
-          <w:tcPr>
-            <w:tcW w:type="dxa" w:w="2200"/>
-            <w:shd w:val="clear" w:color="auto" w:fill="2F5496"/>
-            <w:vAlign w:val="center"/>
-          </w:tcPr>
-          <w:p>
-            <w:r/>
-            <w:r>
-              <w:rPr>
-                <w:b/>
-                <w:color w:val="FFFFFF"/>
-                <w:sz w:val="20"/>
+                <w:sz w:val="19"/>
               </w:rPr>
               <w:t>todo</w:t>
             </w:r>
@@ -310,7 +2844,7 @@
       <w:tr>
         <w:tc>
           <w:tcPr>
-            <w:tcW w:type="dxa" w:w="960"/>
+            <w:tcW w:type="dxa" w:w="1400"/>
           </w:tcPr>
           <w:p>
             <w:pPr>
@@ -322,7 +2856,7 @@
                 <w:b/>
                 <w:sz w:val="18"/>
               </w:rPr>
-              <w:t>土耳其</w:t>
+              <w:t>土耳其语</w:t>
             </w:r>
           </w:p>
           <w:p>
@@ -333,24 +2867,7 @@
               <w:rPr>
                 <w:sz w:val="18"/>
               </w:rPr>
-              <w:t>有量，承接中等</w:t>
-            </w:r>
-          </w:p>
-        </w:tc>
-        <w:tc>
-          <w:tcPr>
-            <w:tcW w:type="dxa" w:w="1800"/>
-          </w:tcPr>
-          <w:p>
-            <w:pPr>
-              <w:spacing w:after="20"/>
-            </w:pPr>
-            <w:r/>
-            <w:r>
-              <w:rPr>
-                <w:sz w:val="16"/>
-              </w:rPr>
-              <w:t>月素材复盘_product319_土耳其_20260501_2</w:t>
+              <w:t>主力语言池</w:t>
             </w:r>
           </w:p>
         </w:tc>
@@ -367,7 +2884,7 @@
               <w:rPr>
                 <w:sz w:val="18"/>
               </w:rPr>
-              <w:t>KOL投放消耗占比：31.99%</w:t>
+              <w:t>产出条数：6</w:t>
             </w:r>
           </w:p>
           <w:p>
@@ -378,7 +2895,7 @@
               <w:rPr>
                 <w:sz w:val="18"/>
               </w:rPr>
-              <w:t>发布占比：23.81%</w:t>
+              <w:t>消耗占比：85.29%</w:t>
             </w:r>
           </w:p>
           <w:p>
@@ -389,7 +2906,7 @@
               <w:rPr>
                 <w:sz w:val="18"/>
               </w:rPr>
-              <w:t>跑出率：10.60%</w:t>
+              <w:t>跑出率：100.00%</w:t>
             </w:r>
           </w:p>
           <w:p>
@@ -400,7 +2917,24 @@
               <w:rPr>
                 <w:sz w:val="18"/>
               </w:rPr>
-              <w:t>平均 ROI7：26.20%</w:t>
+              <w:t>平均 ROI7：99.33%</w:t>
+            </w:r>
+          </w:p>
+        </w:tc>
+        <w:tc>
+          <w:tcPr>
+            <w:tcW w:type="dxa" w:w="3400"/>
+          </w:tcPr>
+          <w:p>
+            <w:pPr>
+              <w:spacing w:after="20"/>
+            </w:pPr>
+            <w:r/>
+            <w:r>
+              <w:rPr>
+                <w:sz w:val="18"/>
+              </w:rPr>
+              <w:t>强/有转化：凝视哥·图生音乐混合功能_口播功能录屏介绍（ROI7 52%，消耗 9939）</w:t>
             </w:r>
           </w:p>
           <w:p>
@@ -411,13 +2945,46 @@
               <w:rPr>
                 <w:sz w:val="18"/>
               </w:rPr>
-              <w:t>判断：可以做但要收着做。</w:t>
+              <w:t>强/有转化：电子哥·文生音乐_自制AI热歌（ROI7 79%，消耗 1046）</w:t>
+            </w:r>
+          </w:p>
+          <w:p>
+            <w:pPr>
+              <w:spacing w:after="20"/>
+            </w:pPr>
+            <w:r>
+              <w:rPr>
+                <w:sz w:val="18"/>
+              </w:rPr>
+              <w:t>强/有转化：俯视哥·AImv_街采AImv（ROI7 110%，消耗 632）</w:t>
+            </w:r>
+          </w:p>
+          <w:p>
+            <w:pPr>
+              <w:spacing w:after="20"/>
+            </w:pPr>
+            <w:r>
+              <w:rPr>
+                <w:sz w:val="18"/>
+              </w:rPr>
+              <w:t>强/有转化：大胡子哥·文生音乐_拉踩Gb（ROI7 299%，消耗 619）</w:t>
+            </w:r>
+          </w:p>
+          <w:p>
+            <w:pPr>
+              <w:spacing w:after="20"/>
+            </w:pPr>
+            <w:r>
+              <w:rPr>
+                <w:sz w:val="18"/>
+              </w:rPr>
+              <w:t>潜力：鹅蛋哥·文生音乐_拉踩suno</w:t>
             </w:r>
           </w:p>
         </w:tc>
         <w:tc>
           <w:tcPr>
-            <w:tcW w:type="dxa" w:w="2400"/>
+            <w:tcW w:type="dxa" w:w="2800"/>
           </w:tcPr>
           <w:p>
             <w:pPr>
@@ -428,7 +2995,7 @@
               <w:rPr>
                 <w:sz w:val="18"/>
               </w:rPr>
-              <w:t>强/有转化素材：RM_TR_KOL_口播功能录屏介绍_图生音乐混合</w:t>
+              <w:t>继续放大 凝视哥·图生音乐混合功能_口播功能录屏介绍</w:t>
             </w:r>
           </w:p>
           <w:p>
@@ -439,7 +3006,7 @@
               <w:rPr>
                 <w:sz w:val="18"/>
               </w:rPr>
-              <w:t>强/有转化素材：RM_TR_KOL_自制AI热歌_文生音乐</w:t>
+              <w:t>围绕主力玩法（图生音乐混合功能_口播功能录屏介绍、文生音乐_自制AI热歌、文生音乐_拉踩Gb）继续复刻，精选红人</w:t>
             </w:r>
           </w:p>
           <w:p>
@@ -450,85 +3017,7 @@
               <w:rPr>
                 <w:sz w:val="18"/>
               </w:rPr>
-              <w:t>潜力素材：RM_TR_KOL_小白牙_文生音乐_自制AI热歌_btta</w:t>
-            </w:r>
-          </w:p>
-          <w:p>
-            <w:pPr>
-              <w:spacing w:after="20"/>
-            </w:pPr>
-            <w:r>
-              <w:rPr>
-                <w:sz w:val="18"/>
-              </w:rPr>
-              <w:t>潜力素材：RM_TR_KOL_鹅蛋哥_文生音乐_拉踩suno_btta</w:t>
-            </w:r>
-          </w:p>
-          <w:p>
-            <w:pPr>
-              <w:spacing w:after="20"/>
-            </w:pPr>
-            <w:r>
-              <w:rPr>
-                <w:sz w:val="18"/>
-              </w:rPr>
-              <w:t>弱素材：RM_TR_KOL_大胡子哥_文生音乐_拉踩Gb</w:t>
-            </w:r>
-          </w:p>
-        </w:tc>
-        <w:tc>
-          <w:tcPr>
-            <w:tcW w:type="dxa" w:w="2400"/>
-          </w:tcPr>
-          <w:p>
-            <w:pPr>
-              <w:spacing w:after="20"/>
-            </w:pPr>
-            <w:r/>
-            <w:r>
-              <w:rPr>
-                <w:sz w:val="18"/>
-              </w:rPr>
-              <w:t>最值得继续放大：美国、阿语——有跑出、有主力脚本、ROI7 健康。</w:t>
-            </w:r>
-          </w:p>
-          <w:p>
-            <w:pPr>
-              <w:spacing w:after="20"/>
-            </w:pPr>
-            <w:r>
-              <w:rPr>
-                <w:sz w:val="18"/>
-              </w:rPr>
-              <w:t>当前最弱、需控制投入：台湾、意大利——跑出率偏低、头部素材依赖严重、可持续性不够。</w:t>
-            </w:r>
-          </w:p>
-          <w:p>
-            <w:pPr>
-              <w:spacing w:after="20"/>
-            </w:pPr>
-            <w:r>
-              <w:rPr>
-                <w:sz w:val="18"/>
-              </w:rPr>
-              <w:t>其余国家可以做但要收着做，需精选、不适合泛铺。</w:t>
-            </w:r>
-          </w:p>
-        </w:tc>
-        <w:tc>
-          <w:tcPr>
-            <w:tcW w:type="dxa" w:w="2200"/>
-          </w:tcPr>
-          <w:p>
-            <w:pPr>
-              <w:spacing w:after="20"/>
-            </w:pPr>
-            <w:r/>
-            <w:r>
-              <w:rPr>
-                <w:sz w:val="18"/>
-              </w:rPr>
-              <w:t>精选强素材小步放大，不泛铺。</w:t>
+              <w:t>减少 ROI7 偏低的弱版，控制泛量</w:t>
             </w:r>
           </w:p>
         </w:tc>
@@ -536,7 +3025,7 @@
       <w:tr>
         <w:tc>
           <w:tcPr>
-            <w:tcW w:type="dxa" w:w="960"/>
+            <w:tcW w:type="dxa" w:w="1400"/>
             <w:shd w:val="clear" w:color="auto" w:fill="F2F5FB"/>
           </w:tcPr>
           <w:p>
@@ -549,7 +3038,7 @@
                 <w:b/>
                 <w:sz w:val="18"/>
               </w:rPr>
-              <w:t>美国</w:t>
+              <w:t>西语</w:t>
             </w:r>
           </w:p>
           <w:p>
@@ -560,25 +3049,7 @@
               <w:rPr>
                 <w:sz w:val="18"/>
               </w:rPr>
-              <w:t>最稳定的 KOL 主力投放池</w:t>
-            </w:r>
-          </w:p>
-        </w:tc>
-        <w:tc>
-          <w:tcPr>
-            <w:tcW w:type="dxa" w:w="1800"/>
-            <w:shd w:val="clear" w:color="auto" w:fill="F2F5FB"/>
-          </w:tcPr>
-          <w:p>
-            <w:pPr>
-              <w:spacing w:after="20"/>
-            </w:pPr>
-            <w:r/>
-            <w:r>
-              <w:rPr>
-                <w:sz w:val="16"/>
-              </w:rPr>
-              <w:t>月素材复盘_product319_美国_20260501_20</w:t>
+              <w:t>有承接的次主力</w:t>
             </w:r>
           </w:p>
         </w:tc>
@@ -596,7 +3067,7 @@
               <w:rPr>
                 <w:sz w:val="18"/>
               </w:rPr>
-              <w:t>KOL投放消耗占比：30.96%</w:t>
+              <w:t>产出条数：2</w:t>
             </w:r>
           </w:p>
           <w:p>
@@ -607,7 +3078,7 @@
               <w:rPr>
                 <w:sz w:val="18"/>
               </w:rPr>
-              <w:t>发布占比：19.05%</w:t>
+              <w:t>消耗占比：7.21%</w:t>
             </w:r>
           </w:p>
           <w:p>
@@ -618,7 +3089,7 @@
               <w:rPr>
                 <w:sz w:val="18"/>
               </w:rPr>
-              <w:t>跑出率：14.25%</w:t>
+              <w:t>跑出率：100.00%</w:t>
             </w:r>
           </w:p>
           <w:p>
@@ -629,24 +3100,13 @@
               <w:rPr>
                 <w:sz w:val="18"/>
               </w:rPr>
-              <w:t>平均 ROI7：28.00%</w:t>
-            </w:r>
-          </w:p>
-          <w:p>
-            <w:pPr>
-              <w:spacing w:after="20"/>
-            </w:pPr>
-            <w:r>
-              <w:rPr>
-                <w:sz w:val="18"/>
-              </w:rPr>
-              <w:t>判断：最值得放大。</w:t>
+              <w:t>平均 ROI7：28.50%</w:t>
             </w:r>
           </w:p>
         </w:tc>
         <w:tc>
           <w:tcPr>
-            <w:tcW w:type="dxa" w:w="2400"/>
+            <w:tcW w:type="dxa" w:w="3400"/>
             <w:shd w:val="clear" w:color="auto" w:fill="F2F5FB"/>
           </w:tcPr>
           <w:p>
@@ -658,7 +3118,7 @@
               <w:rPr>
                 <w:sz w:val="18"/>
               </w:rPr>
-              <w:t>强/有转化素材：AImv_街采海边开车</w:t>
+              <w:t>强/有转化：提子哥·AImv_海边开车拍照街采（ROI7 35%，消耗 640）</w:t>
             </w:r>
           </w:p>
           <w:p>
@@ -669,35 +3129,13 @@
               <w:rPr>
                 <w:sz w:val="18"/>
               </w:rPr>
-              <w:t>强/有转化素材：AImv_海边开车拍照街采</w:t>
-            </w:r>
-          </w:p>
-          <w:p>
-            <w:pPr>
-              <w:spacing w:after="20"/>
-            </w:pPr>
-            <w:r>
-              <w:rPr>
-                <w:sz w:val="18"/>
-              </w:rPr>
-              <w:t>潜力素材：AImv_拍照街采黑白乌鸦海边</w:t>
-            </w:r>
-          </w:p>
-          <w:p>
-            <w:pPr>
-              <w:spacing w:after="20"/>
-            </w:pPr>
-            <w:r>
-              <w:rPr>
-                <w:sz w:val="18"/>
-              </w:rPr>
-              <w:t>弱素材：AImv_低质复制版海边</w:t>
+              <w:t>潜力：无袖哥·AImv_拍照街采海边弹琴</w:t>
             </w:r>
           </w:p>
         </w:tc>
         <w:tc>
           <w:tcPr>
-            <w:tcW w:type="dxa" w:w="2400"/>
+            <w:tcW w:type="dxa" w:w="2800"/>
             <w:shd w:val="clear" w:color="auto" w:fill="F2F5FB"/>
           </w:tcPr>
           <w:p>
@@ -709,7 +3147,7 @@
               <w:rPr>
                 <w:sz w:val="18"/>
               </w:rPr>
-              <w:t>最值得继续放大：美国、阿语——有跑出、有主力脚本、ROI7 健康。</w:t>
+              <w:t>继续放大 提子哥·AImv_海边开车拍照街采</w:t>
             </w:r>
           </w:p>
           <w:p>
@@ -720,7 +3158,7 @@
               <w:rPr>
                 <w:sz w:val="18"/>
               </w:rPr>
-              <w:t>当前最弱、需控制投入：台湾、意大利——跑出率偏低、头部素材依赖严重、可持续性不够。</w:t>
+              <w:t>围绕主力玩法（AImv_海边开车拍照街采、AImv_拍照街采海边弹琴）继续复刻，精选红人</w:t>
             </w:r>
           </w:p>
           <w:p>
@@ -731,25 +3169,7 @@
               <w:rPr>
                 <w:sz w:val="18"/>
               </w:rPr>
-              <w:t>其余国家可以做但要收着做，需精选、不适合泛铺。</w:t>
-            </w:r>
-          </w:p>
-        </w:tc>
-        <w:tc>
-          <w:tcPr>
-            <w:tcW w:type="dxa" w:w="2200"/>
-            <w:shd w:val="clear" w:color="auto" w:fill="F2F5FB"/>
-          </w:tcPr>
-          <w:p>
-            <w:pPr>
-              <w:spacing w:after="20"/>
-            </w:pPr>
-            <w:r/>
-            <w:r>
-              <w:rPr>
-                <w:sz w:val="18"/>
-              </w:rPr>
-              <w:t>稳住量，提高单条素材质量，围绕主力脚本继续复刻。</w:t>
+              <w:t>减少 ROI7 偏低的弱版，控制泛量</w:t>
             </w:r>
           </w:p>
         </w:tc>
@@ -757,7 +3177,7 @@
       <w:tr>
         <w:tc>
           <w:tcPr>
-            <w:tcW w:type="dxa" w:w="960"/>
+            <w:tcW w:type="dxa" w:w="1400"/>
           </w:tcPr>
           <w:p>
             <w:pPr>
@@ -769,7 +3189,7 @@
                 <w:b/>
                 <w:sz w:val="18"/>
               </w:rPr>
-              <w:t>巴西</w:t>
+              <w:t>葡语</w:t>
             </w:r>
           </w:p>
           <w:p>
@@ -780,24 +3200,7 @@
               <w:rPr>
                 <w:sz w:val="18"/>
               </w:rPr>
-              <w:t>有量，承接中等</w:t>
-            </w:r>
-          </w:p>
-        </w:tc>
-        <w:tc>
-          <w:tcPr>
-            <w:tcW w:type="dxa" w:w="1800"/>
-          </w:tcPr>
-          <w:p>
-            <w:pPr>
-              <w:spacing w:after="20"/>
-            </w:pPr>
-            <w:r/>
-            <w:r>
-              <w:rPr>
-                <w:sz w:val="16"/>
-              </w:rPr>
-              <w:t>月素材复盘_product319_巴西_20260501_20</w:t>
+              <w:t>样本/承接偏弱，需精选</w:t>
             </w:r>
           </w:p>
         </w:tc>
@@ -814,7 +3217,7 @@
               <w:rPr>
                 <w:sz w:val="18"/>
               </w:rPr>
-              <w:t>KOL投放消耗占比：23.48%</w:t>
+              <w:t>产出条数：2</w:t>
             </w:r>
           </w:p>
           <w:p>
@@ -825,7 +3228,7 @@
               <w:rPr>
                 <w:sz w:val="18"/>
               </w:rPr>
-              <w:t>发布占比：23.81%</w:t>
+              <w:t>消耗占比：4.35%</w:t>
             </w:r>
           </w:p>
           <w:p>
@@ -836,7 +3239,7 @@
               <w:rPr>
                 <w:sz w:val="18"/>
               </w:rPr>
-              <w:t>跑出率：7.20%</w:t>
+              <w:t>跑出率：100.00%</w:t>
             </w:r>
           </w:p>
           <w:p>
@@ -847,7 +3250,24 @@
               <w:rPr>
                 <w:sz w:val="18"/>
               </w:rPr>
-              <w:t>平均 ROI7：16.00%</w:t>
+              <w:t>平均 ROI7：18.50%</w:t>
+            </w:r>
+          </w:p>
+        </w:tc>
+        <w:tc>
+          <w:tcPr>
+            <w:tcW w:type="dxa" w:w="3400"/>
+          </w:tcPr>
+          <w:p>
+            <w:pPr>
+              <w:spacing w:after="20"/>
+            </w:pPr>
+            <w:r/>
+            <w:r>
+              <w:rPr>
+                <w:sz w:val="18"/>
+              </w:rPr>
+              <w:t>潜力：joao·AImv_街采海边弹琴</w:t>
             </w:r>
           </w:p>
           <w:p>
@@ -858,13 +3278,13 @@
               <w:rPr>
                 <w:sz w:val="18"/>
               </w:rPr>
-              <w:t>判断：可以做但要收着做。</w:t>
+              <w:t>潜力：pedro·文生音乐_口播自制AI热歌</w:t>
             </w:r>
           </w:p>
         </w:tc>
         <w:tc>
           <w:tcPr>
-            <w:tcW w:type="dxa" w:w="2400"/>
+            <w:tcW w:type="dxa" w:w="2800"/>
           </w:tcPr>
           <w:p>
             <w:pPr>
@@ -875,107 +3295,7 @@
               <w:rPr>
                 <w:sz w:val="18"/>
               </w:rPr>
-              <w:t>潜力素材：AImv_街采海边弹琴</w:t>
-            </w:r>
-          </w:p>
-          <w:p>
-            <w:pPr>
-              <w:spacing w:after="20"/>
-            </w:pPr>
-            <w:r>
-              <w:rPr>
-                <w:sz w:val="18"/>
-              </w:rPr>
-              <w:t>潜力素材：文生音乐_口播自制AI热歌</w:t>
-            </w:r>
-          </w:p>
-          <w:p>
-            <w:pPr>
-              <w:spacing w:after="20"/>
-            </w:pPr>
-            <w:r>
-              <w:rPr>
-                <w:sz w:val="18"/>
-              </w:rPr>
-              <w:t>潜力素材：AImv_街采海边开车美女mv_需优化</w:t>
-            </w:r>
-          </w:p>
-          <w:p>
-            <w:pPr>
-              <w:spacing w:after="20"/>
-            </w:pPr>
-            <w:r>
-              <w:rPr>
-                <w:sz w:val="18"/>
-              </w:rPr>
-              <w:t>弱素材：文生音乐_黑白mv弱版自制AI热歌</w:t>
-            </w:r>
-          </w:p>
-          <w:p>
-            <w:pPr>
-              <w:spacing w:after="20"/>
-            </w:pPr>
-            <w:r>
-              <w:rPr>
-                <w:sz w:val="18"/>
-              </w:rPr>
-              <w:t>弱素材：口播黑白mv_低质</w:t>
-            </w:r>
-          </w:p>
-        </w:tc>
-        <w:tc>
-          <w:tcPr>
-            <w:tcW w:type="dxa" w:w="2400"/>
-          </w:tcPr>
-          <w:p>
-            <w:pPr>
-              <w:spacing w:after="20"/>
-            </w:pPr>
-            <w:r/>
-            <w:r>
-              <w:rPr>
-                <w:sz w:val="18"/>
-              </w:rPr>
-              <w:t>最值得继续放大：美国、阿语——有跑出、有主力脚本、ROI7 健康。</w:t>
-            </w:r>
-          </w:p>
-          <w:p>
-            <w:pPr>
-              <w:spacing w:after="20"/>
-            </w:pPr>
-            <w:r>
-              <w:rPr>
-                <w:sz w:val="18"/>
-              </w:rPr>
-              <w:t>当前最弱、需控制投入：台湾、意大利——跑出率偏低、头部素材依赖严重、可持续性不够。</w:t>
-            </w:r>
-          </w:p>
-          <w:p>
-            <w:pPr>
-              <w:spacing w:after="20"/>
-            </w:pPr>
-            <w:r>
-              <w:rPr>
-                <w:sz w:val="18"/>
-              </w:rPr>
-              <w:t>其余国家可以做但要收着做，需精选、不适合泛铺。</w:t>
-            </w:r>
-          </w:p>
-        </w:tc>
-        <w:tc>
-          <w:tcPr>
-            <w:tcW w:type="dxa" w:w="2200"/>
-          </w:tcPr>
-          <w:p>
-            <w:pPr>
-              <w:spacing w:after="20"/>
-            </w:pPr>
-            <w:r/>
-            <w:r>
-              <w:rPr>
-                <w:sz w:val="18"/>
-              </w:rPr>
-              <w:t>精选强素材小步放大，不泛铺。</w:t>
+              <w:t>小步验证，先跑老脚本提高命中率，不泛铺</w:t>
             </w:r>
           </w:p>
         </w:tc>
@@ -983,421 +3303,7 @@
       <w:tr>
         <w:tc>
           <w:tcPr>
-            <w:tcW w:type="dxa" w:w="960"/>
-            <w:shd w:val="clear" w:color="auto" w:fill="F2F5FB"/>
-          </w:tcPr>
-          <w:p>
-            <w:pPr>
-              <w:spacing w:after="20"/>
-            </w:pPr>
-            <w:r/>
-            <w:r>
-              <w:rPr>
-                <w:b/>
-                <w:sz w:val="18"/>
-              </w:rPr>
-              <w:t>台湾</w:t>
-            </w:r>
-          </w:p>
-          <w:p>
-            <w:pPr>
-              <w:spacing w:after="20"/>
-            </w:pPr>
-            <w:r>
-              <w:rPr>
-                <w:sz w:val="18"/>
-              </w:rPr>
-              <w:t>表面好看、底层偏弱</w:t>
-            </w:r>
-          </w:p>
-        </w:tc>
-        <w:tc>
-          <w:tcPr>
-            <w:tcW w:type="dxa" w:w="1800"/>
-            <w:shd w:val="clear" w:color="auto" w:fill="F2F5FB"/>
-          </w:tcPr>
-          <w:p>
-            <w:pPr>
-              <w:spacing w:after="20"/>
-            </w:pPr>
-            <w:r/>
-            <w:r>
-              <w:rPr>
-                <w:sz w:val="16"/>
-              </w:rPr>
-              <w:t>月素材复盘_product319_台湾_20260501_20</w:t>
-            </w:r>
-          </w:p>
-        </w:tc>
-        <w:tc>
-          <w:tcPr>
-            <w:tcW w:type="dxa" w:w="2400"/>
-            <w:shd w:val="clear" w:color="auto" w:fill="F2F5FB"/>
-          </w:tcPr>
-          <w:p>
-            <w:pPr>
-              <w:spacing w:after="20"/>
-            </w:pPr>
-            <w:r/>
-            <w:r>
-              <w:rPr>
-                <w:sz w:val="18"/>
-              </w:rPr>
-              <w:t>KOL投放消耗占比：7.88%</w:t>
-            </w:r>
-          </w:p>
-          <w:p>
-            <w:pPr>
-              <w:spacing w:after="20"/>
-            </w:pPr>
-            <w:r>
-              <w:rPr>
-                <w:sz w:val="18"/>
-              </w:rPr>
-              <w:t>发布占比：14.29%</w:t>
-            </w:r>
-          </w:p>
-          <w:p>
-            <w:pPr>
-              <w:spacing w:after="20"/>
-            </w:pPr>
-            <w:r>
-              <w:rPr>
-                <w:sz w:val="18"/>
-              </w:rPr>
-              <w:t>跑出率：3.67%</w:t>
-            </w:r>
-          </w:p>
-          <w:p>
-            <w:pPr>
-              <w:spacing w:after="20"/>
-            </w:pPr>
-            <w:r>
-              <w:rPr>
-                <w:sz w:val="18"/>
-              </w:rPr>
-              <w:t>平均 ROI7：16.33%</w:t>
-            </w:r>
-          </w:p>
-          <w:p>
-            <w:pPr>
-              <w:spacing w:after="20"/>
-            </w:pPr>
-            <w:r>
-              <w:rPr>
-                <w:sz w:val="18"/>
-              </w:rPr>
-              <w:t>判断：需要控制投入。</w:t>
-            </w:r>
-          </w:p>
-        </w:tc>
-        <w:tc>
-          <w:tcPr>
-            <w:tcW w:type="dxa" w:w="2400"/>
-            <w:shd w:val="clear" w:color="auto" w:fill="F2F5FB"/>
-          </w:tcPr>
-          <w:p>
-            <w:pPr>
-              <w:spacing w:after="20"/>
-            </w:pPr>
-            <w:r/>
-            <w:r>
-              <w:rPr>
-                <w:sz w:val="18"/>
-              </w:rPr>
-              <w:t>强/有转化素材：AImv_老脚本海边街采</w:t>
-            </w:r>
-          </w:p>
-          <w:p>
-            <w:pPr>
-              <w:spacing w:after="20"/>
-            </w:pPr>
-            <w:r>
-              <w:rPr>
-                <w:sz w:val="18"/>
-              </w:rPr>
-              <w:t>弱素材：文生音乐_新idea尝试</w:t>
-            </w:r>
-          </w:p>
-          <w:p>
-            <w:pPr>
-              <w:spacing w:after="20"/>
-            </w:pPr>
-            <w:r>
-              <w:rPr>
-                <w:sz w:val="18"/>
-              </w:rPr>
-              <w:t>弱素材：口播功能介绍_泛量版</w:t>
-            </w:r>
-          </w:p>
-        </w:tc>
-        <w:tc>
-          <w:tcPr>
-            <w:tcW w:type="dxa" w:w="2400"/>
-            <w:shd w:val="clear" w:color="auto" w:fill="F2F5FB"/>
-          </w:tcPr>
-          <w:p>
-            <w:pPr>
-              <w:spacing w:after="20"/>
-            </w:pPr>
-            <w:r/>
-            <w:r>
-              <w:rPr>
-                <w:sz w:val="18"/>
-              </w:rPr>
-              <w:t>最值得继续放大：美国、阿语——有跑出、有主力脚本、ROI7 健康。</w:t>
-            </w:r>
-          </w:p>
-          <w:p>
-            <w:pPr>
-              <w:spacing w:after="20"/>
-            </w:pPr>
-            <w:r>
-              <w:rPr>
-                <w:sz w:val="18"/>
-              </w:rPr>
-              <w:t>当前最弱、需控制投入：台湾、意大利——跑出率偏低、头部素材依赖严重、可持续性不够。</w:t>
-            </w:r>
-          </w:p>
-          <w:p>
-            <w:pPr>
-              <w:spacing w:after="20"/>
-            </w:pPr>
-            <w:r>
-              <w:rPr>
-                <w:sz w:val="18"/>
-              </w:rPr>
-              <w:t>其余国家可以做但要收着做，需精选、不适合泛铺。</w:t>
-            </w:r>
-          </w:p>
-        </w:tc>
-        <w:tc>
-          <w:tcPr>
-            <w:tcW w:type="dxa" w:w="2200"/>
-            <w:shd w:val="clear" w:color="auto" w:fill="F2F5FB"/>
-          </w:tcPr>
-          <w:p>
-            <w:pPr>
-              <w:spacing w:after="20"/>
-            </w:pPr>
-            <w:r/>
-            <w:r>
-              <w:rPr>
-                <w:sz w:val="18"/>
-              </w:rPr>
-              <w:t>缩窄方向，只打老脚本、提高命中率，不适合扩量。</w:t>
-            </w:r>
-          </w:p>
-        </w:tc>
-      </w:tr>
-      <w:tr>
-        <w:tc>
-          <w:tcPr>
-            <w:tcW w:type="dxa" w:w="960"/>
-          </w:tcPr>
-          <w:p>
-            <w:pPr>
-              <w:spacing w:after="20"/>
-            </w:pPr>
-            <w:r/>
-            <w:r>
-              <w:rPr>
-                <w:b/>
-                <w:sz w:val="18"/>
-              </w:rPr>
-              <w:t>意大利</w:t>
-            </w:r>
-          </w:p>
-          <w:p>
-            <w:pPr>
-              <w:spacing w:after="20"/>
-            </w:pPr>
-            <w:r>
-              <w:rPr>
-                <w:sz w:val="18"/>
-              </w:rPr>
-              <w:t>有量但效率一般，已现过量投入迹象</w:t>
-            </w:r>
-          </w:p>
-        </w:tc>
-        <w:tc>
-          <w:tcPr>
-            <w:tcW w:type="dxa" w:w="1800"/>
-          </w:tcPr>
-          <w:p>
-            <w:pPr>
-              <w:spacing w:after="20"/>
-            </w:pPr>
-            <w:r/>
-            <w:r>
-              <w:rPr>
-                <w:sz w:val="16"/>
-              </w:rPr>
-              <w:t>月素材复盘_product319_意大利_20260501_2</w:t>
-            </w:r>
-          </w:p>
-        </w:tc>
-        <w:tc>
-          <w:tcPr>
-            <w:tcW w:type="dxa" w:w="2400"/>
-          </w:tcPr>
-          <w:p>
-            <w:pPr>
-              <w:spacing w:after="20"/>
-            </w:pPr>
-            <w:r/>
-            <w:r>
-              <w:rPr>
-                <w:sz w:val="18"/>
-              </w:rPr>
-              <w:t>KOL投放消耗占比：4.33%</w:t>
-            </w:r>
-          </w:p>
-          <w:p>
-            <w:pPr>
-              <w:spacing w:after="20"/>
-            </w:pPr>
-            <w:r>
-              <w:rPr>
-                <w:sz w:val="18"/>
-              </w:rPr>
-              <w:t>发布占比：14.29%</w:t>
-            </w:r>
-          </w:p>
-          <w:p>
-            <w:pPr>
-              <w:spacing w:after="20"/>
-            </w:pPr>
-            <w:r>
-              <w:rPr>
-                <w:sz w:val="18"/>
-              </w:rPr>
-              <w:t>跑出率：4.33%</w:t>
-            </w:r>
-          </w:p>
-          <w:p>
-            <w:pPr>
-              <w:spacing w:after="20"/>
-            </w:pPr>
-            <w:r>
-              <w:rPr>
-                <w:sz w:val="18"/>
-              </w:rPr>
-              <w:t>平均 ROI7：10.67%</w:t>
-            </w:r>
-          </w:p>
-          <w:p>
-            <w:pPr>
-              <w:spacing w:after="20"/>
-            </w:pPr>
-            <w:r>
-              <w:rPr>
-                <w:sz w:val="18"/>
-              </w:rPr>
-              <w:t>判断：明显投入过量。</w:t>
-            </w:r>
-          </w:p>
-        </w:tc>
-        <w:tc>
-          <w:tcPr>
-            <w:tcW w:type="dxa" w:w="2400"/>
-          </w:tcPr>
-          <w:p>
-            <w:pPr>
-              <w:spacing w:after="20"/>
-            </w:pPr>
-            <w:r/>
-            <w:r>
-              <w:rPr>
-                <w:sz w:val="18"/>
-              </w:rPr>
-              <w:t>潜力素材：AImv_海边街采意语</w:t>
-            </w:r>
-          </w:p>
-          <w:p>
-            <w:pPr>
-              <w:spacing w:after="20"/>
-            </w:pPr>
-            <w:r>
-              <w:rPr>
-                <w:sz w:val="18"/>
-              </w:rPr>
-              <w:t>弱素材：文生音乐_意语自制热歌</w:t>
-            </w:r>
-          </w:p>
-          <w:p>
-            <w:pPr>
-              <w:spacing w:after="20"/>
-            </w:pPr>
-            <w:r>
-              <w:rPr>
-                <w:sz w:val="18"/>
-              </w:rPr>
-              <w:t>弱素材：口播功能_意语</w:t>
-            </w:r>
-          </w:p>
-        </w:tc>
-        <w:tc>
-          <w:tcPr>
-            <w:tcW w:type="dxa" w:w="2400"/>
-          </w:tcPr>
-          <w:p>
-            <w:pPr>
-              <w:spacing w:after="20"/>
-            </w:pPr>
-            <w:r/>
-            <w:r>
-              <w:rPr>
-                <w:sz w:val="18"/>
-              </w:rPr>
-              <w:t>最值得继续放大：美国、阿语——有跑出、有主力脚本、ROI7 健康。</w:t>
-            </w:r>
-          </w:p>
-          <w:p>
-            <w:pPr>
-              <w:spacing w:after="20"/>
-            </w:pPr>
-            <w:r>
-              <w:rPr>
-                <w:sz w:val="18"/>
-              </w:rPr>
-              <w:t>当前最弱、需控制投入：台湾、意大利——跑出率偏低、头部素材依赖严重、可持续性不够。</w:t>
-            </w:r>
-          </w:p>
-          <w:p>
-            <w:pPr>
-              <w:spacing w:after="20"/>
-            </w:pPr>
-            <w:r>
-              <w:rPr>
-                <w:sz w:val="18"/>
-              </w:rPr>
-              <w:t>其余国家可以做但要收着做，需精选、不适合泛铺。</w:t>
-            </w:r>
-          </w:p>
-        </w:tc>
-        <w:tc>
-          <w:tcPr>
-            <w:tcW w:type="dxa" w:w="2200"/>
-          </w:tcPr>
-          <w:p>
-            <w:pPr>
-              <w:spacing w:after="20"/>
-            </w:pPr>
-            <w:r/>
-            <w:r>
-              <w:rPr>
-                <w:sz w:val="18"/>
-              </w:rPr>
-              <w:t>降频提质，精选供给，减少泛量与低质复制版本。</w:t>
-            </w:r>
-          </w:p>
-        </w:tc>
-      </w:tr>
-      <w:tr>
-        <w:tc>
-          <w:tcPr>
-            <w:tcW w:type="dxa" w:w="960"/>
+            <w:tcW w:type="dxa" w:w="1400"/>
             <w:shd w:val="clear" w:color="auto" w:fill="F2F5FB"/>
           </w:tcPr>
           <w:p>
@@ -1421,25 +3327,7 @@
               <w:rPr>
                 <w:sz w:val="18"/>
               </w:rPr>
-              <w:t>最稳定的 KOL 主力投放池</w:t>
-            </w:r>
-          </w:p>
-        </w:tc>
-        <w:tc>
-          <w:tcPr>
-            <w:tcW w:type="dxa" w:w="1800"/>
-            <w:shd w:val="clear" w:color="auto" w:fill="F2F5FB"/>
-          </w:tcPr>
-          <w:p>
-            <w:pPr>
-              <w:spacing w:after="20"/>
-            </w:pPr>
-            <w:r/>
-            <w:r>
-              <w:rPr>
-                <w:sz w:val="16"/>
-              </w:rPr>
-              <w:t>月素材复盘_product319_阿语_20260501_20</w:t>
+              <w:t>有承接的次主力</w:t>
             </w:r>
           </w:p>
         </w:tc>
@@ -1457,7 +3345,7 @@
               <w:rPr>
                 <w:sz w:val="18"/>
               </w:rPr>
-              <w:t>KOL投放消耗占比：1.36%</w:t>
+              <w:t>产出条数：1</w:t>
             </w:r>
           </w:p>
           <w:p>
@@ -1468,7 +3356,7 @@
               <w:rPr>
                 <w:sz w:val="18"/>
               </w:rPr>
-              <w:t>发布占比：4.76%</w:t>
+              <w:t>消耗占比：1.17%</w:t>
             </w:r>
           </w:p>
           <w:p>
@@ -1479,7 +3367,7 @@
               <w:rPr>
                 <w:sz w:val="18"/>
               </w:rPr>
-              <w:t>跑出率：20.00%</w:t>
+              <w:t>跑出率：100.00%</w:t>
             </w:r>
           </w:p>
           <w:p>
@@ -1493,6 +3381,42 @@
               <w:t>平均 ROI7：73.00%</w:t>
             </w:r>
           </w:p>
+        </w:tc>
+        <w:tc>
+          <w:tcPr>
+            <w:tcW w:type="dxa" w:w="3400"/>
+            <w:shd w:val="clear" w:color="auto" w:fill="F2F5FB"/>
+          </w:tcPr>
+          <w:p>
+            <w:pPr>
+              <w:spacing w:after="20"/>
+            </w:pPr>
+            <w:r/>
+            <w:r>
+              <w:rPr>
+                <w:sz w:val="18"/>
+              </w:rPr>
+              <w:t>强/有转化：omar·AImv_街采海边高潜（ROI7 73%，消耗 172）</w:t>
+            </w:r>
+          </w:p>
+        </w:tc>
+        <w:tc>
+          <w:tcPr>
+            <w:tcW w:type="dxa" w:w="2800"/>
+            <w:shd w:val="clear" w:color="auto" w:fill="F2F5FB"/>
+          </w:tcPr>
+          <w:p>
+            <w:pPr>
+              <w:spacing w:after="20"/>
+            </w:pPr>
+            <w:r/>
+            <w:r>
+              <w:rPr>
+                <w:sz w:val="18"/>
+              </w:rPr>
+              <w:t>继续放大 omar·AImv_街采海边高潜</w:t>
+            </w:r>
+          </w:p>
           <w:p>
             <w:pPr>
               <w:spacing w:after="20"/>
@@ -1501,7 +3425,165 @@
               <w:rPr>
                 <w:sz w:val="18"/>
               </w:rPr>
-              <w:t>判断：最值得放大。</w:t>
+              <w:t>围绕主力玩法（AImv_街采海边高潜）继续复刻，精选红人</w:t>
+            </w:r>
+          </w:p>
+          <w:p>
+            <w:pPr>
+              <w:spacing w:after="20"/>
+            </w:pPr>
+            <w:r>
+              <w:rPr>
+                <w:sz w:val="18"/>
+              </w:rPr>
+              <w:t>减少 ROI7 偏低的弱版，控制泛量</w:t>
+            </w:r>
+          </w:p>
+        </w:tc>
+      </w:tr>
+      <w:tr>
+        <w:tc>
+          <w:tcPr>
+            <w:tcW w:type="dxa" w:w="1400"/>
+          </w:tcPr>
+          <w:p>
+            <w:pPr>
+              <w:spacing w:after="20"/>
+            </w:pPr>
+            <w:r/>
+            <w:r>
+              <w:rPr>
+                <w:b/>
+                <w:sz w:val="18"/>
+              </w:rPr>
+              <w:t>意语</w:t>
+            </w:r>
+          </w:p>
+          <w:p>
+            <w:pPr>
+              <w:spacing w:after="20"/>
+            </w:pPr>
+            <w:r>
+              <w:rPr>
+                <w:sz w:val="18"/>
+              </w:rPr>
+              <w:t>样本/承接偏弱，需精选</w:t>
+            </w:r>
+          </w:p>
+        </w:tc>
+        <w:tc>
+          <w:tcPr>
+            <w:tcW w:type="dxa" w:w="2400"/>
+          </w:tcPr>
+          <w:p>
+            <w:pPr>
+              <w:spacing w:after="20"/>
+            </w:pPr>
+            <w:r/>
+            <w:r>
+              <w:rPr>
+                <w:sz w:val="18"/>
+              </w:rPr>
+              <w:t>产出条数：1</w:t>
+            </w:r>
+          </w:p>
+          <w:p>
+            <w:pPr>
+              <w:spacing w:after="20"/>
+            </w:pPr>
+            <w:r>
+              <w:rPr>
+                <w:sz w:val="18"/>
+              </w:rPr>
+              <w:t>消耗占比：0.82%</w:t>
+            </w:r>
+          </w:p>
+          <w:p>
+            <w:pPr>
+              <w:spacing w:after="20"/>
+            </w:pPr>
+            <w:r>
+              <w:rPr>
+                <w:sz w:val="18"/>
+              </w:rPr>
+              <w:t>跑出率：100.00%</w:t>
+            </w:r>
+          </w:p>
+          <w:p>
+            <w:pPr>
+              <w:spacing w:after="20"/>
+            </w:pPr>
+            <w:r>
+              <w:rPr>
+                <w:sz w:val="18"/>
+              </w:rPr>
+              <w:t>平均 ROI7：16.00%</w:t>
+            </w:r>
+          </w:p>
+        </w:tc>
+        <w:tc>
+          <w:tcPr>
+            <w:tcW w:type="dxa" w:w="3400"/>
+          </w:tcPr>
+          <w:p>
+            <w:pPr>
+              <w:spacing w:after="20"/>
+            </w:pPr>
+            <w:r/>
+            <w:r>
+              <w:rPr>
+                <w:sz w:val="18"/>
+              </w:rPr>
+              <w:t>潜力：marco·AImv_海边街采意语</w:t>
+            </w:r>
+          </w:p>
+        </w:tc>
+        <w:tc>
+          <w:tcPr>
+            <w:tcW w:type="dxa" w:w="2800"/>
+          </w:tcPr>
+          <w:p>
+            <w:pPr>
+              <w:spacing w:after="20"/>
+            </w:pPr>
+            <w:r/>
+            <w:r>
+              <w:rPr>
+                <w:sz w:val="18"/>
+              </w:rPr>
+              <w:t>小步验证，先跑老脚本提高命中率，不泛铺</w:t>
+            </w:r>
+          </w:p>
+        </w:tc>
+      </w:tr>
+      <w:tr>
+        <w:tc>
+          <w:tcPr>
+            <w:tcW w:type="dxa" w:w="1400"/>
+            <w:shd w:val="clear" w:color="auto" w:fill="F2F5FB"/>
+          </w:tcPr>
+          <w:p>
+            <w:pPr>
+              <w:spacing w:after="20"/>
+            </w:pPr>
+            <w:r/>
+            <w:r>
+              <w:rPr>
+                <w:b/>
+                <w:sz w:val="18"/>
+              </w:rPr>
+              <w:t>英语</w:t>
+            </w:r>
+          </w:p>
+          <w:p>
+            <w:pPr>
+              <w:spacing w:after="20"/>
+            </w:pPr>
+            <w:r>
+              <w:rPr>
+                <w:sz w:val="18"/>
+              </w:rPr>
+              <w:t>有承接的次主力</w:t>
             </w:r>
           </w:p>
         </w:tc>
@@ -1519,13 +3601,46 @@
               <w:rPr>
                 <w:sz w:val="18"/>
               </w:rPr>
-              <w:t>强/有转化素材：AImv_阿语街采海边高潜</w:t>
+              <w:t>产出条数：1</w:t>
+            </w:r>
+          </w:p>
+          <w:p>
+            <w:pPr>
+              <w:spacing w:after="20"/>
+            </w:pPr>
+            <w:r>
+              <w:rPr>
+                <w:sz w:val="18"/>
+              </w:rPr>
+              <w:t>消耗占比：0.61%</w:t>
+            </w:r>
+          </w:p>
+          <w:p>
+            <w:pPr>
+              <w:spacing w:after="20"/>
+            </w:pPr>
+            <w:r>
+              <w:rPr>
+                <w:sz w:val="18"/>
+              </w:rPr>
+              <w:t>跑出率：100.00%</w:t>
+            </w:r>
+          </w:p>
+          <w:p>
+            <w:pPr>
+              <w:spacing w:after="20"/>
+            </w:pPr>
+            <w:r>
+              <w:rPr>
+                <w:sz w:val="18"/>
+              </w:rPr>
+              <w:t>平均 ROI7：31.00%</w:t>
             </w:r>
           </w:p>
         </w:tc>
         <w:tc>
           <w:tcPr>
-            <w:tcW w:type="dxa" w:w="2400"/>
+            <w:tcW w:type="dxa" w:w="3400"/>
             <w:shd w:val="clear" w:color="auto" w:fill="F2F5FB"/>
           </w:tcPr>
           <w:p>
@@ -1537,35 +3652,13 @@
               <w:rPr>
                 <w:sz w:val="18"/>
               </w:rPr>
-              <w:t>最值得继续放大：美国、阿语——有跑出、有主力脚本、ROI7 健康。</w:t>
-            </w:r>
-          </w:p>
-          <w:p>
-            <w:pPr>
-              <w:spacing w:after="20"/>
-            </w:pPr>
-            <w:r>
-              <w:rPr>
-                <w:sz w:val="18"/>
-              </w:rPr>
-              <w:t>当前最弱、需控制投入：台湾、意大利——跑出率偏低、头部素材依赖严重、可持续性不够。</w:t>
-            </w:r>
-          </w:p>
-          <w:p>
-            <w:pPr>
-              <w:spacing w:after="20"/>
-            </w:pPr>
-            <w:r>
-              <w:rPr>
-                <w:sz w:val="18"/>
-              </w:rPr>
-              <w:t>其余国家可以做但要收着做，需精选、不适合泛铺。</w:t>
+              <w:t>强/有转化：大白牙哥·文生音乐_拉踩街采（ROI7 31%，消耗 90）</w:t>
             </w:r>
           </w:p>
         </w:tc>
         <w:tc>
           <w:tcPr>
-            <w:tcW w:type="dxa" w:w="2200"/>
+            <w:tcW w:type="dxa" w:w="2800"/>
             <w:shd w:val="clear" w:color="auto" w:fill="F2F5FB"/>
           </w:tcPr>
           <w:p>
@@ -1577,7 +3670,166 @@
               <w:rPr>
                 <w:sz w:val="18"/>
               </w:rPr>
-              <w:t>稳住量，提高单条素材质量，围绕主力脚本继续复刻。</w:t>
+              <w:t>继续放大 大白牙哥·文生音乐_拉踩街采</w:t>
+            </w:r>
+          </w:p>
+          <w:p>
+            <w:pPr>
+              <w:spacing w:after="20"/>
+            </w:pPr>
+            <w:r>
+              <w:rPr>
+                <w:sz w:val="18"/>
+              </w:rPr>
+              <w:t>围绕主力玩法（文生音乐_拉踩街采）继续复刻，精选红人</w:t>
+            </w:r>
+          </w:p>
+          <w:p>
+            <w:pPr>
+              <w:spacing w:after="20"/>
+            </w:pPr>
+            <w:r>
+              <w:rPr>
+                <w:sz w:val="18"/>
+              </w:rPr>
+              <w:t>减少 ROI7 偏低的弱版，控制泛量</w:t>
+            </w:r>
+          </w:p>
+        </w:tc>
+      </w:tr>
+      <w:tr>
+        <w:tc>
+          <w:tcPr>
+            <w:tcW w:type="dxa" w:w="1400"/>
+          </w:tcPr>
+          <w:p>
+            <w:pPr>
+              <w:spacing w:after="20"/>
+            </w:pPr>
+            <w:r/>
+            <w:r>
+              <w:rPr>
+                <w:b/>
+                <w:sz w:val="18"/>
+              </w:rPr>
+              <w:t>繁中</w:t>
+            </w:r>
+          </w:p>
+          <w:p>
+            <w:pPr>
+              <w:spacing w:after="20"/>
+            </w:pPr>
+            <w:r>
+              <w:rPr>
+                <w:sz w:val="18"/>
+              </w:rPr>
+              <w:t>有承接的次主力</w:t>
+            </w:r>
+          </w:p>
+        </w:tc>
+        <w:tc>
+          <w:tcPr>
+            <w:tcW w:type="dxa" w:w="2400"/>
+          </w:tcPr>
+          <w:p>
+            <w:pPr>
+              <w:spacing w:after="20"/>
+            </w:pPr>
+            <w:r/>
+            <w:r>
+              <w:rPr>
+                <w:sz w:val="18"/>
+              </w:rPr>
+              <w:t>产出条数：1</w:t>
+            </w:r>
+          </w:p>
+          <w:p>
+            <w:pPr>
+              <w:spacing w:after="20"/>
+            </w:pPr>
+            <w:r>
+              <w:rPr>
+                <w:sz w:val="18"/>
+              </w:rPr>
+              <w:t>消耗占比：0.54%</w:t>
+            </w:r>
+          </w:p>
+          <w:p>
+            <w:pPr>
+              <w:spacing w:after="20"/>
+            </w:pPr>
+            <w:r>
+              <w:rPr>
+                <w:sz w:val="18"/>
+              </w:rPr>
+              <w:t>跑出率：100.00%</w:t>
+            </w:r>
+          </w:p>
+          <w:p>
+            <w:pPr>
+              <w:spacing w:after="20"/>
+            </w:pPr>
+            <w:r>
+              <w:rPr>
+                <w:sz w:val="18"/>
+              </w:rPr>
+              <w:t>平均 ROI7：30.00%</w:t>
+            </w:r>
+          </w:p>
+        </w:tc>
+        <w:tc>
+          <w:tcPr>
+            <w:tcW w:type="dxa" w:w="3400"/>
+          </w:tcPr>
+          <w:p>
+            <w:pPr>
+              <w:spacing w:after="20"/>
+            </w:pPr>
+            <w:r/>
+            <w:r>
+              <w:rPr>
+                <w:sz w:val="18"/>
+              </w:rPr>
+              <w:t>强/有转化：阿明·AImv_老脚本海边街采（ROI7 30%，消耗 80）</w:t>
+            </w:r>
+          </w:p>
+        </w:tc>
+        <w:tc>
+          <w:tcPr>
+            <w:tcW w:type="dxa" w:w="2800"/>
+          </w:tcPr>
+          <w:p>
+            <w:pPr>
+              <w:spacing w:after="20"/>
+            </w:pPr>
+            <w:r/>
+            <w:r>
+              <w:rPr>
+                <w:sz w:val="18"/>
+              </w:rPr>
+              <w:t>继续放大 阿明·AImv_老脚本海边街采</w:t>
+            </w:r>
+          </w:p>
+          <w:p>
+            <w:pPr>
+              <w:spacing w:after="20"/>
+            </w:pPr>
+            <w:r>
+              <w:rPr>
+                <w:sz w:val="18"/>
+              </w:rPr>
+              <w:t>围绕主力玩法（AImv_老脚本海边街采）继续复刻，精选红人</w:t>
+            </w:r>
+          </w:p>
+          <w:p>
+            <w:pPr>
+              <w:spacing w:after="20"/>
+            </w:pPr>
+            <w:r>
+              <w:rPr>
+                <w:sz w:val="18"/>
+              </w:rPr>
+              <w:t>减少 ROI7 偏低的弱版，控制泛量</w:t>
             </w:r>
           </w:p>
         </w:tc>

--- a/examples/sample_output.docx
+++ b/examples/sample_output.docx
@@ -3837,6 +3837,576 @@
     </w:tbl>
     <w:p>
       <w:pPr>
+        <w:spacing w:before="280" w:after="80"/>
+      </w:pPr>
+      <w:r>
+        <w:rPr>
+          <w:b/>
+          <w:color w:val="1F3864"/>
+          <w:sz w:val="30"/>
+        </w:rPr>
+        <w:t>四、素材/脚本维度分析（跨语言）</w:t>
+      </w:r>
+    </w:p>
+    <w:p>
+      <w:pPr>
+        <w:spacing w:after="40"/>
+      </w:pPr>
+      <w:r>
+        <w:rPr>
+          <w:sz w:val="20"/>
+        </w:rPr>
+        <w:t>跨语言看，主力脚本集中在 功能录屏介绍、AI-MV、自制AI热歌、拉踩对比；口播/街采/MV 各语言覆盖不均，存在明确的迁移与补形式空间（见下）。</w:t>
+      </w:r>
+    </w:p>
+    <w:p>
+      <w:pPr>
+        <w:spacing w:before="160" w:after="80"/>
+      </w:pPr>
+      <w:r>
+        <w:rPr>
+          <w:b/>
+          <w:color w:val="2F5496"/>
+          <w:sz w:val="23"/>
+        </w:rPr>
+        <w:t>4.1 跨语言脚本/形式迁移建议</w:t>
+      </w:r>
+    </w:p>
+    <w:p>
+      <w:pPr>
+        <w:pStyle w:val="ListBullet"/>
+      </w:pPr>
+      <w:r>
+        <w:rPr>
+          <w:sz w:val="19"/>
+        </w:rPr>
+        <w:t>本期暂无明确的跨语言迁移点。</w:t>
+      </w:r>
+    </w:p>
+    <w:p>
+      <w:pPr>
+        <w:spacing w:before="160" w:after="80"/>
+      </w:pPr>
+      <w:r>
+        <w:rPr>
+          <w:b/>
+          <w:color w:val="2F5496"/>
+          <w:sz w:val="23"/>
+        </w:rPr>
+        <w:t>4.2 形式覆盖（口播 / 街采 / MV模板 …）</w:t>
+      </w:r>
+    </w:p>
+    <w:p>
+      <w:pPr>
+        <w:pStyle w:val="ListBullet"/>
+      </w:pPr>
+      <w:r>
+        <w:rPr>
+          <w:sz w:val="19"/>
+        </w:rPr>
+        <w:t>西语 在用「场景演绎」，土耳其语 基本没试，可测试。</w:t>
+      </w:r>
+    </w:p>
+    <w:tbl>
+      <w:tblPr>
+        <w:tblStyle w:val="TableGrid"/>
+        <w:tblW w:type="auto" w:w="0"/>
+        <w:jc w:val="center"/>
+        <w:tblLook w:firstColumn="1" w:firstRow="1" w:lastColumn="0" w:lastRow="0" w:noHBand="0" w:noVBand="1" w:val="04A0"/>
+      </w:tblPr>
+      <w:tblGrid>
+        <w:gridCol w:w="2880"/>
+        <w:gridCol w:w="2880"/>
+        <w:gridCol w:w="2880"/>
+      </w:tblGrid>
+      <w:tr>
+        <w:tc>
+          <w:tcPr>
+            <w:tcW w:type="dxa" w:w="1400"/>
+            <w:shd w:val="clear" w:color="auto" w:fill="2F5496"/>
+            <w:vAlign w:val="center"/>
+          </w:tcPr>
+          <w:p>
+            <w:r/>
+            <w:r>
+              <w:rPr>
+                <w:b/>
+                <w:color w:val="FFFFFF"/>
+                <w:sz w:val="19"/>
+              </w:rPr>
+              <w:t>形式</w:t>
+            </w:r>
+          </w:p>
+        </w:tc>
+        <w:tc>
+          <w:tcPr>
+            <w:tcW w:type="dxa" w:w="3600"/>
+            <w:shd w:val="clear" w:color="auto" w:fill="2F5496"/>
+            <w:vAlign w:val="center"/>
+          </w:tcPr>
+          <w:p>
+            <w:r/>
+            <w:r>
+              <w:rPr>
+                <w:b/>
+                <w:color w:val="FFFFFF"/>
+                <w:sz w:val="19"/>
+              </w:rPr>
+              <w:t>在用语言（条数）</w:t>
+            </w:r>
+          </w:p>
+        </w:tc>
+        <w:tc>
+          <w:tcPr>
+            <w:tcW w:type="dxa" w:w="2800"/>
+            <w:shd w:val="clear" w:color="auto" w:fill="2F5496"/>
+            <w:vAlign w:val="center"/>
+          </w:tcPr>
+          <w:p>
+            <w:r/>
+            <w:r>
+              <w:rPr>
+                <w:b/>
+                <w:color w:val="FFFFFF"/>
+                <w:sz w:val="19"/>
+              </w:rPr>
+              <w:t>建议试的语言</w:t>
+            </w:r>
+          </w:p>
+        </w:tc>
+      </w:tr>
+      <w:tr>
+        <w:tc>
+          <w:tcPr>
+            <w:tcW w:type="dxa" w:w="1400"/>
+          </w:tcPr>
+          <w:p>
+            <w:pPr>
+              <w:spacing w:after="20"/>
+            </w:pPr>
+            <w:r/>
+            <w:r>
+              <w:rPr>
+                <w:b/>
+                <w:sz w:val="18"/>
+              </w:rPr>
+              <w:t>街采</w:t>
+            </w:r>
+          </w:p>
+        </w:tc>
+        <w:tc>
+          <w:tcPr>
+            <w:tcW w:type="dxa" w:w="3600"/>
+          </w:tcPr>
+          <w:p>
+            <w:pPr>
+              <w:spacing w:after="20"/>
+            </w:pPr>
+            <w:r/>
+            <w:r>
+              <w:rPr>
+                <w:sz w:val="17"/>
+              </w:rPr>
+              <w:t>西语2、土耳其语1、葡语1、阿语1、意语1、英语1、繁中1</w:t>
+            </w:r>
+          </w:p>
+        </w:tc>
+        <w:tc>
+          <w:tcPr>
+            <w:tcW w:type="dxa" w:w="2800"/>
+          </w:tcPr>
+          <w:p>
+            <w:pPr>
+              <w:spacing w:after="20"/>
+            </w:pPr>
+            <w:r/>
+            <w:r>
+              <w:rPr>
+                <w:color w:val="1565C0"/>
+                <w:sz w:val="18"/>
+              </w:rPr>
+              <w:t>—</w:t>
+            </w:r>
+          </w:p>
+        </w:tc>
+      </w:tr>
+      <w:tr>
+        <w:tc>
+          <w:tcPr>
+            <w:tcW w:type="dxa" w:w="1400"/>
+          </w:tcPr>
+          <w:p>
+            <w:pPr>
+              <w:spacing w:after="20"/>
+            </w:pPr>
+            <w:r/>
+            <w:r>
+              <w:rPr>
+                <w:b/>
+                <w:sz w:val="18"/>
+              </w:rPr>
+              <w:t>MV模板</w:t>
+            </w:r>
+          </w:p>
+        </w:tc>
+        <w:tc>
+          <w:tcPr>
+            <w:tcW w:type="dxa" w:w="3600"/>
+          </w:tcPr>
+          <w:p>
+            <w:pPr>
+              <w:spacing w:after="20"/>
+            </w:pPr>
+            <w:r/>
+            <w:r>
+              <w:rPr>
+                <w:sz w:val="17"/>
+              </w:rPr>
+              <w:t>西语2、土耳其语1、葡语1、阿语1、意语1、繁中1</w:t>
+            </w:r>
+          </w:p>
+        </w:tc>
+        <w:tc>
+          <w:tcPr>
+            <w:tcW w:type="dxa" w:w="2800"/>
+          </w:tcPr>
+          <w:p>
+            <w:pPr>
+              <w:spacing w:after="20"/>
+            </w:pPr>
+            <w:r/>
+            <w:r>
+              <w:rPr>
+                <w:color w:val="1565C0"/>
+                <w:sz w:val="18"/>
+              </w:rPr>
+              <w:t>—</w:t>
+            </w:r>
+          </w:p>
+        </w:tc>
+      </w:tr>
+      <w:tr>
+        <w:tc>
+          <w:tcPr>
+            <w:tcW w:type="dxa" w:w="1400"/>
+          </w:tcPr>
+          <w:p>
+            <w:pPr>
+              <w:spacing w:after="20"/>
+            </w:pPr>
+            <w:r/>
+            <w:r>
+              <w:rPr>
+                <w:b/>
+                <w:sz w:val="18"/>
+              </w:rPr>
+              <w:t>场景演绎</w:t>
+            </w:r>
+          </w:p>
+        </w:tc>
+        <w:tc>
+          <w:tcPr>
+            <w:tcW w:type="dxa" w:w="3600"/>
+          </w:tcPr>
+          <w:p>
+            <w:pPr>
+              <w:spacing w:after="20"/>
+            </w:pPr>
+            <w:r/>
+            <w:r>
+              <w:rPr>
+                <w:sz w:val="17"/>
+              </w:rPr>
+              <w:t>西语2、葡语1、阿语1、意语1、繁中1</w:t>
+            </w:r>
+          </w:p>
+        </w:tc>
+        <w:tc>
+          <w:tcPr>
+            <w:tcW w:type="dxa" w:w="2800"/>
+          </w:tcPr>
+          <w:p>
+            <w:pPr>
+              <w:spacing w:after="20"/>
+            </w:pPr>
+            <w:r/>
+            <w:r>
+              <w:rPr>
+                <w:color w:val="1565C0"/>
+                <w:sz w:val="18"/>
+              </w:rPr>
+              <w:t>土耳其语</w:t>
+            </w:r>
+          </w:p>
+        </w:tc>
+      </w:tr>
+      <w:tr>
+        <w:tc>
+          <w:tcPr>
+            <w:tcW w:type="dxa" w:w="1400"/>
+          </w:tcPr>
+          <w:p>
+            <w:pPr>
+              <w:spacing w:after="20"/>
+            </w:pPr>
+            <w:r/>
+            <w:r>
+              <w:rPr>
+                <w:b/>
+                <w:sz w:val="18"/>
+              </w:rPr>
+              <w:t>口播</w:t>
+            </w:r>
+          </w:p>
+        </w:tc>
+        <w:tc>
+          <w:tcPr>
+            <w:tcW w:type="dxa" w:w="3600"/>
+          </w:tcPr>
+          <w:p>
+            <w:pPr>
+              <w:spacing w:after="20"/>
+            </w:pPr>
+            <w:r/>
+            <w:r>
+              <w:rPr>
+                <w:sz w:val="17"/>
+              </w:rPr>
+              <w:t>土耳其语2、葡语1</w:t>
+            </w:r>
+          </w:p>
+        </w:tc>
+        <w:tc>
+          <w:tcPr>
+            <w:tcW w:type="dxa" w:w="2800"/>
+          </w:tcPr>
+          <w:p>
+            <w:pPr>
+              <w:spacing w:after="20"/>
+            </w:pPr>
+            <w:r/>
+            <w:r>
+              <w:rPr>
+                <w:color w:val="1565C0"/>
+                <w:sz w:val="18"/>
+              </w:rPr>
+              <w:t>—</w:t>
+            </w:r>
+          </w:p>
+        </w:tc>
+      </w:tr>
+    </w:tbl>
+    <w:p>
+      <w:pPr>
+        <w:spacing w:before="160" w:after="80"/>
+      </w:pPr>
+      <w:r>
+        <w:rPr>
+          <w:b/>
+          <w:color w:val="2F5496"/>
+          <w:sz w:val="23"/>
+        </w:rPr>
+        <w:t>4.3 各语言脚本策略（继续 / 优化 / 砍 / 挖新脚本）</w:t>
+      </w:r>
+    </w:p>
+    <w:tbl>
+      <w:tblPr>
+        <w:tblStyle w:val="TableGrid"/>
+        <w:tblW w:type="auto" w:w="0"/>
+        <w:jc w:val="center"/>
+        <w:tblLook w:firstColumn="1" w:firstRow="1" w:lastColumn="0" w:lastRow="0" w:noHBand="0" w:noVBand="1" w:val="04A0"/>
+      </w:tblPr>
+      <w:tblGrid>
+        <w:gridCol w:w="1728"/>
+        <w:gridCol w:w="1728"/>
+        <w:gridCol w:w="1728"/>
+        <w:gridCol w:w="1728"/>
+        <w:gridCol w:w="1728"/>
+      </w:tblGrid>
+      <w:tr>
+        <w:tc>
+          <w:tcPr>
+            <w:tcW w:type="dxa" w:w="1200"/>
+            <w:shd w:val="clear" w:color="auto" w:fill="2F5496"/>
+            <w:vAlign w:val="center"/>
+          </w:tcPr>
+          <w:p>
+            <w:r/>
+            <w:r>
+              <w:rPr>
+                <w:b/>
+                <w:color w:val="FFFFFF"/>
+                <w:sz w:val="19"/>
+              </w:rPr>
+              <w:t>语言</w:t>
+            </w:r>
+          </w:p>
+        </w:tc>
+        <w:tc>
+          <w:tcPr>
+            <w:tcW w:type="dxa" w:w="920"/>
+            <w:shd w:val="clear" w:color="auto" w:fill="2F5496"/>
+            <w:vAlign w:val="center"/>
+          </w:tcPr>
+          <w:p>
+            <w:r/>
+            <w:r>
+              <w:rPr>
+                <w:b/>
+                <w:color w:val="FFFFFF"/>
+                <w:sz w:val="19"/>
+              </w:rPr>
+              <w:t>脚本数</w:t>
+            </w:r>
+          </w:p>
+        </w:tc>
+        <w:tc>
+          <w:tcPr>
+            <w:tcW w:type="dxa" w:w="1000"/>
+            <w:shd w:val="clear" w:color="auto" w:fill="2F5496"/>
+            <w:vAlign w:val="center"/>
+          </w:tcPr>
+          <w:p>
+            <w:r/>
+            <w:r>
+              <w:rPr>
+                <w:b/>
+                <w:color w:val="FFFFFF"/>
+                <w:sz w:val="19"/>
+              </w:rPr>
+              <w:t>跑出率</w:t>
+            </w:r>
+          </w:p>
+        </w:tc>
+        <w:tc>
+          <w:tcPr>
+            <w:tcW w:type="dxa" w:w="1280"/>
+            <w:shd w:val="clear" w:color="auto" w:fill="2F5496"/>
+            <w:vAlign w:val="center"/>
+          </w:tcPr>
+          <w:p>
+            <w:r/>
+            <w:r>
+              <w:rPr>
+                <w:b/>
+                <w:color w:val="FFFFFF"/>
+                <w:sz w:val="19"/>
+              </w:rPr>
+              <w:t>档位</w:t>
+            </w:r>
+          </w:p>
+        </w:tc>
+        <w:tc>
+          <w:tcPr>
+            <w:tcW w:type="dxa" w:w="4000"/>
+            <w:shd w:val="clear" w:color="auto" w:fill="2F5496"/>
+            <w:vAlign w:val="center"/>
+          </w:tcPr>
+          <w:p>
+            <w:r/>
+            <w:r>
+              <w:rPr>
+                <w:b/>
+                <w:color w:val="FFFFFF"/>
+                <w:sz w:val="19"/>
+              </w:rPr>
+              <w:t>建议</w:t>
+            </w:r>
+          </w:p>
+        </w:tc>
+      </w:tr>
+      <w:tr>
+        <w:tc>
+          <w:tcPr>
+            <w:tcW w:type="dxa" w:w="1200"/>
+          </w:tcPr>
+          <w:p>
+            <w:pPr>
+              <w:spacing w:after="20"/>
+            </w:pPr>
+            <w:r/>
+            <w:r>
+              <w:rPr>
+                <w:b/>
+                <w:sz w:val="18"/>
+              </w:rPr>
+              <w:t>土耳其语</w:t>
+            </w:r>
+          </w:p>
+        </w:tc>
+        <w:tc>
+          <w:tcPr>
+            <w:tcW w:type="dxa" w:w="920"/>
+          </w:tcPr>
+          <w:p>
+            <w:pPr>
+              <w:spacing w:after="20"/>
+            </w:pPr>
+            <w:r/>
+            <w:r>
+              <w:rPr>
+                <w:sz w:val="18"/>
+              </w:rPr>
+              <w:t>4</w:t>
+            </w:r>
+          </w:p>
+        </w:tc>
+        <w:tc>
+          <w:tcPr>
+            <w:tcW w:type="dxa" w:w="1000"/>
+          </w:tcPr>
+          <w:p>
+            <w:pPr>
+              <w:spacing w:after="20"/>
+            </w:pPr>
+            <w:r/>
+            <w:r>
+              <w:rPr>
+                <w:sz w:val="18"/>
+              </w:rPr>
+              <w:t>100.00%</w:t>
+            </w:r>
+          </w:p>
+        </w:tc>
+        <w:tc>
+          <w:tcPr>
+            <w:tcW w:type="dxa" w:w="1280"/>
+          </w:tcPr>
+          <w:p>
+            <w:pPr>
+              <w:spacing w:after="20"/>
+            </w:pPr>
+            <w:r/>
+            <w:r>
+              <w:rPr>
+                <w:color w:val="555555"/>
+                <w:sz w:val="18"/>
+              </w:rPr>
+              <w:t>维持精选</w:t>
+            </w:r>
+          </w:p>
+        </w:tc>
+        <w:tc>
+          <w:tcPr>
+            <w:tcW w:type="dxa" w:w="4000"/>
+          </w:tcPr>
+          <w:p>
+            <w:pPr>
+              <w:spacing w:after="20"/>
+            </w:pPr>
+            <w:r/>
+            <w:r>
+              <w:rPr>
+                <w:sz w:val="18"/>
+              </w:rPr>
+              <w:t>脚本结构健康，维持主力、精选红人即可。</w:t>
+            </w:r>
+          </w:p>
+        </w:tc>
+      </w:tr>
+    </w:tbl>
+    <w:p>
+      <w:pPr>
         <w:spacing w:before="240"/>
       </w:pPr>
       <w:r>
